--- a/assets/منطق برنامه.docx
+++ b/assets/منطق برنامه.docx
@@ -5,21 +5,156 @@
     <w:p>
       <w:pPr>
         <w:bidi/>
-      </w:pPr>
-      <w:r>
-        <w:rPr>
-          <w:rtl/>
-        </w:rPr>
-        <w:t xml:space="preserve">سلام! کار بسیار هوشمندانه‌ای می‌کنید. مستندسازی منطق کدهای پیچیده، به‌خصوص در سیستمی که دیتای غیرقابل‌پیش‌بینی </w:t>
-      </w:r>
-      <w:r>
-        <w:t>Word</w:t>
-      </w:r>
-      <w:r>
-        <w:rPr>
-          <w:rtl/>
-        </w:rPr>
-        <w:t xml:space="preserve"> را به یک رابط کاربری تمیز در فلاتر تبدیل می‌کند، برای توسعه، نگهداری و رفع باگ‌های آینده کاملاً حیاتی است.</w:t>
+        <w:rPr>
+          <w:b/>
+          <w:bCs/>
+          <w:rtl/>
+        </w:rPr>
+      </w:pPr>
+      <w:r>
+        <w:rPr>
+          <w:rFonts w:hint="cs"/>
+          <w:b/>
+          <w:bCs/>
+          <w:rtl/>
+        </w:rPr>
+        <w:t>بخش</w:t>
+      </w:r>
+      <w:r>
+        <w:rPr>
+          <w:b/>
+          <w:bCs/>
+          <w:rtl/>
+        </w:rPr>
+        <w:t xml:space="preserve"> </w:t>
+      </w:r>
+      <w:r>
+        <w:rPr>
+          <w:rFonts w:hint="cs"/>
+          <w:b/>
+          <w:bCs/>
+          <w:rtl/>
+        </w:rPr>
+        <w:t>دوم</w:t>
+      </w:r>
+      <w:r>
+        <w:rPr>
+          <w:b/>
+          <w:bCs/>
+          <w:rtl/>
+        </w:rPr>
+        <w:t xml:space="preserve">: </w:t>
+      </w:r>
+      <w:r>
+        <w:rPr>
+          <w:rFonts w:hint="cs"/>
+          <w:b/>
+          <w:bCs/>
+          <w:rtl/>
+        </w:rPr>
+        <w:t>کالبدشکافیِ</w:t>
+      </w:r>
+      <w:r>
+        <w:rPr>
+          <w:b/>
+          <w:bCs/>
+          <w:rtl/>
+        </w:rPr>
+        <w:t xml:space="preserve"> </w:t>
+      </w:r>
+      <w:r>
+        <w:rPr>
+          <w:rFonts w:hint="cs"/>
+          <w:b/>
+          <w:bCs/>
+          <w:rtl/>
+        </w:rPr>
+        <w:t>مفصلِ</w:t>
+      </w:r>
+      <w:r>
+        <w:rPr>
+          <w:b/>
+          <w:bCs/>
+          <w:rtl/>
+        </w:rPr>
+        <w:t xml:space="preserve"> </w:t>
+      </w:r>
+      <w:r>
+        <w:rPr>
+          <w:rFonts w:hint="cs"/>
+          <w:b/>
+          <w:bCs/>
+          <w:rtl/>
+        </w:rPr>
+        <w:t>منطق</w:t>
+      </w:r>
+      <w:r>
+        <w:rPr>
+          <w:b/>
+          <w:bCs/>
+          <w:rtl/>
+        </w:rPr>
+        <w:t xml:space="preserve"> </w:t>
+      </w:r>
+      <w:r>
+        <w:rPr>
+          <w:rFonts w:hint="cs"/>
+          <w:b/>
+          <w:bCs/>
+          <w:rtl/>
+        </w:rPr>
+        <w:t>رندر</w:t>
+      </w:r>
+      <w:r>
+        <w:rPr>
+          <w:b/>
+          <w:bCs/>
+          <w:rtl/>
+        </w:rPr>
+        <w:t xml:space="preserve"> </w:t>
+      </w:r>
+      <w:r>
+        <w:rPr>
+          <w:rFonts w:hint="cs"/>
+          <w:b/>
+          <w:bCs/>
+          <w:rtl/>
+        </w:rPr>
+        <w:t>جداول</w:t>
+      </w:r>
+      <w:r>
+        <w:rPr>
+          <w:b/>
+          <w:bCs/>
+          <w:rtl/>
+        </w:rPr>
+        <w:t xml:space="preserve"> </w:t>
+      </w:r>
+      <w:r>
+        <w:rPr>
+          <w:rFonts w:hint="cs"/>
+          <w:b/>
+          <w:bCs/>
+          <w:rtl/>
+        </w:rPr>
+        <w:t>در</w:t>
+      </w:r>
+      <w:r>
+        <w:rPr>
+          <w:b/>
+          <w:bCs/>
+          <w:rtl/>
+        </w:rPr>
+        <w:t xml:space="preserve"> </w:t>
+      </w:r>
+      <w:r>
+        <w:rPr>
+          <w:rFonts w:hint="cs"/>
+          <w:b/>
+          <w:bCs/>
+          <w:rtl/>
+        </w:rPr>
+        <w:t>فلاتر</w:t>
       </w:r>
     </w:p>
     <w:p>
@@ -33,7 +168,40 @@
         <w:rPr>
           <w:rtl/>
         </w:rPr>
-        <w:t>در ادامه، منطق کامل و نهایی رندر جداول در فلاتر (بر اساس آخرین معماریِ پیاده‌سازی شده) را به صورت ساختاریافته برای شما مستند کرده‌ام تا بتوانید مستقیماً آن را در داکیومنت‌های پروژه ذخیره کنید:</w:t>
+        <w:t>معماری متد _</w:t>
+      </w:r>
+      <w:proofErr w:type="spellStart"/>
+      <w:r>
+        <w:t>buildTable</w:t>
+      </w:r>
+      <w:proofErr w:type="spellEnd"/>
+      <w:r>
+        <w:rPr>
+          <w:rtl/>
+        </w:rPr>
+        <w:t xml:space="preserve"> که اکنون توسعه داده‌اید، یکی از پیشرفته‌ترین موتورهای رندر سند در فلاتر است که رفتار نرم‌افزار </w:t>
+      </w:r>
+      <w:r>
+        <w:t>Word</w:t>
+      </w:r>
+      <w:r>
+        <w:rPr>
+          <w:rtl/>
+        </w:rPr>
+        <w:t xml:space="preserve"> را روی هر سایز صفحه‌ای شبیه‌سازی می‌کند. منطق آن در </w:t>
+      </w:r>
+      <w:r>
+        <w:rPr>
+          <w:rtl/>
+          <w:lang w:bidi="fa-IR"/>
+        </w:rPr>
+        <w:t>۴</w:t>
+      </w:r>
+      <w:r>
+        <w:rPr>
+          <w:rtl/>
+        </w:rPr>
+        <w:t xml:space="preserve"> لایه اصلی کار می‌کند:</w:t>
       </w:r>
     </w:p>
     <w:p>
@@ -50,8 +218,47 @@
           <w:b/>
           <w:bCs/>
           <w:rtl/>
-        </w:rPr>
-        <w:t>مستندات معماری: منطق رندر جداول در فلاتر</w:t>
+          <w:lang w:bidi="fa-IR"/>
+        </w:rPr>
+        <w:t xml:space="preserve">۱. </w:t>
+      </w:r>
+      <w:r>
+        <w:rPr>
+          <w:b/>
+          <w:bCs/>
+          <w:rtl/>
+        </w:rPr>
+        <w:t>لایه تشخیص استایل و حاشیه (</w:t>
+      </w:r>
+      <w:r>
+        <w:rPr>
+          <w:b/>
+          <w:bCs/>
+        </w:rPr>
+        <w:t>Style</w:t>
+      </w:r>
+      <w:r>
+        <w:rPr>
+          <w:b/>
+          <w:bCs/>
+          <w:rtl/>
+        </w:rPr>
+        <w:t xml:space="preserve"> &amp; </w:t>
+      </w:r>
+      <w:r>
+        <w:rPr>
+          <w:b/>
+          <w:bCs/>
+        </w:rPr>
+        <w:t>Border Analysis</w:t>
+      </w:r>
+      <w:r>
+        <w:rPr>
+          <w:b/>
+          <w:bCs/>
+          <w:rtl/>
+        </w:rPr>
+        <w:t>)</w:t>
       </w:r>
     </w:p>
     <w:p>
@@ -65,71 +272,92 @@
         <w:rPr>
           <w:rtl/>
         </w:rPr>
-        <w:t xml:space="preserve">این موتور رندرینگ به گونه‌ای طراحی شده است که بدون ایجاد خطای </w:t>
-      </w:r>
-      <w:r>
-        <w:t>RenderFlex overflow</w:t>
-      </w:r>
-      <w:r>
-        <w:rPr>
-          <w:rtl/>
-        </w:rPr>
-        <w:t xml:space="preserve"> و با دور زدن باگ‌های درونی ویجت </w:t>
-      </w:r>
-      <w:r>
-        <w:t>Table</w:t>
-      </w:r>
-      <w:r>
-        <w:rPr>
-          <w:rtl/>
-        </w:rPr>
-        <w:t xml:space="preserve"> فلاتر، جداول را به صورت کاملاً ریسپانسیو در نمایشگرهای مختلف (موبایل، تبلت و دسکتاپ) نمایش دهد.</w:t>
+        <w:t xml:space="preserve">در قدم اول، موتور نام استایلِ اختصاص داده شده در </w:t>
+      </w:r>
+      <w:r>
+        <w:t>Word</w:t>
+      </w:r>
+      <w:r>
+        <w:rPr>
+          <w:rtl/>
+        </w:rPr>
+        <w:t xml:space="preserve"> (مثل </w:t>
+      </w:r>
+      <w:proofErr w:type="spellStart"/>
+      <w:r>
+        <w:t>DottedTable</w:t>
+      </w:r>
+      <w:proofErr w:type="spellEnd"/>
+      <w:r>
+        <w:rPr>
+          <w:rtl/>
+        </w:rPr>
+        <w:t xml:space="preserve">، </w:t>
+      </w:r>
+      <w:proofErr w:type="spellStart"/>
+      <w:r>
+        <w:t>ColumnStack</w:t>
+      </w:r>
+      <w:proofErr w:type="spellEnd"/>
+      <w:r>
+        <w:rPr>
+          <w:rtl/>
+        </w:rPr>
+        <w:t xml:space="preserve"> یا </w:t>
+      </w:r>
+      <w:proofErr w:type="spellStart"/>
+      <w:r>
+        <w:t>BorderedTable</w:t>
+      </w:r>
+      <w:proofErr w:type="spellEnd"/>
+      <w:r>
+        <w:rPr>
+          <w:rtl/>
+        </w:rPr>
+        <w:t>) را می‌خواند.</w:t>
       </w:r>
     </w:p>
     <w:p>
       <w:pPr>
+        <w:numPr>
+          <w:ilvl w:val="0"/>
+          <w:numId w:val="5"/>
+        </w:numPr>
         <w:bidi/>
         <w:rPr>
-          <w:b/>
-          <w:bCs/>
-          <w:rtl/>
-        </w:rPr>
-      </w:pPr>
-      <w:r>
-        <w:rPr>
-          <w:b/>
-          <w:bCs/>
-          <w:rtl/>
-          <w:lang w:bidi="fa-IR"/>
-        </w:rPr>
-        <w:t xml:space="preserve">۱. </w:t>
-      </w:r>
-      <w:r>
-        <w:rPr>
-          <w:b/>
-          <w:bCs/>
-          <w:rtl/>
-        </w:rPr>
-        <w:t>پردازش اولیه و شناسایی استایل‌ها (</w:t>
-      </w:r>
-      <w:r>
-        <w:rPr>
-          <w:b/>
-          <w:bCs/>
-        </w:rPr>
-        <w:t>Pre-processing</w:t>
-      </w:r>
-      <w:r>
-        <w:rPr>
-          <w:b/>
-          <w:bCs/>
-          <w:rtl/>
-        </w:rPr>
-        <w:t>)</w:t>
+          <w:rtl/>
+        </w:rPr>
+      </w:pPr>
+      <w:r>
+        <w:rPr>
+          <w:b/>
+          <w:bCs/>
+          <w:rtl/>
+        </w:rPr>
+        <w:t>ضخامت و رنگ:</w:t>
+      </w:r>
+      <w:r>
+        <w:rPr>
+          <w:rtl/>
+        </w:rPr>
+        <w:t xml:space="preserve"> اگر کاربر در </w:t>
+      </w:r>
+      <w:r>
+        <w:t>Word</w:t>
+      </w:r>
+      <w:r>
+        <w:rPr>
+          <w:rtl/>
+        </w:rPr>
+        <w:t xml:space="preserve"> رنگ یا ضخامتی برای خطوط تعیین کرده باشد، استخراج می‌شود؛ در غیر این صورت فلاتر مقادیر پیش‌فرض زیبایی را اعمال می‌کند.</w:t>
       </w:r>
     </w:p>
     <w:p>
       <w:pPr>
+        <w:numPr>
+          <w:ilvl w:val="0"/>
+          <w:numId w:val="5"/>
+        </w:numPr>
         <w:bidi/>
         <w:rPr>
           <w:rtl/>
@@ -137,16 +365,122 @@
       </w:pPr>
       <w:r>
         <w:rPr>
-          <w:rtl/>
-        </w:rPr>
-        <w:t>پیش از رسم جدول، موتور فلاتر ابتدا متادیتا و کلاس‌های جدول را بررسی می‌کند:</w:t>
+          <w:b/>
+          <w:bCs/>
+          <w:rtl/>
+        </w:rPr>
+        <w:t>مخفی‌سازی خطوط:</w:t>
+      </w:r>
+      <w:r>
+        <w:rPr>
+          <w:rtl/>
+        </w:rPr>
+        <w:t xml:space="preserve"> برای استایل‌هایی مثل </w:t>
+      </w:r>
+      <w:proofErr w:type="spellStart"/>
+      <w:r>
+        <w:t>dottedtable</w:t>
+      </w:r>
+      <w:proofErr w:type="spellEnd"/>
+      <w:r>
+        <w:rPr>
+          <w:rtl/>
+        </w:rPr>
+        <w:t xml:space="preserve"> و </w:t>
+      </w:r>
+      <w:proofErr w:type="spellStart"/>
+      <w:r>
+        <w:t>columnstack</w:t>
+      </w:r>
+      <w:proofErr w:type="spellEnd"/>
+      <w:r>
+        <w:rPr>
+          <w:rtl/>
+        </w:rPr>
+        <w:t xml:space="preserve">، موتور متغیر </w:t>
+      </w:r>
+      <w:proofErr w:type="spellStart"/>
+      <w:r>
+        <w:t>showBorders</w:t>
+      </w:r>
+      <w:proofErr w:type="spellEnd"/>
+      <w:r>
+        <w:rPr>
+          <w:rtl/>
+        </w:rPr>
+        <w:t xml:space="preserve"> را </w:t>
+      </w:r>
+      <w:r>
+        <w:t>false</w:t>
+      </w:r>
+      <w:r>
+        <w:rPr>
+          <w:rtl/>
+        </w:rPr>
+        <w:t xml:space="preserve"> می‌کند. این یعنی خودِ جدول وجود دارد و سلول‌ها منظم چیده می‌شوند، اما شبکه خطوط نامرئی می‌گردد تا ظاهر خلوت‌تری داشته باشد.</w:t>
       </w:r>
     </w:p>
     <w:p>
       <w:pPr>
+        <w:bidi/>
+        <w:rPr>
+          <w:b/>
+          <w:bCs/>
+          <w:rtl/>
+        </w:rPr>
+      </w:pPr>
+      <w:r>
+        <w:rPr>
+          <w:b/>
+          <w:bCs/>
+          <w:rtl/>
+          <w:lang w:bidi="fa-IR"/>
+        </w:rPr>
+        <w:t xml:space="preserve">۲. </w:t>
+      </w:r>
+      <w:r>
+        <w:rPr>
+          <w:b/>
+          <w:bCs/>
+          <w:rtl/>
+        </w:rPr>
+        <w:t>لایه استخراج محتوا و تنظیمات سلولی (</w:t>
+      </w:r>
+      <w:r>
+        <w:rPr>
+          <w:b/>
+          <w:bCs/>
+        </w:rPr>
+        <w:t>Cell Processing</w:t>
+      </w:r>
+      <w:r>
+        <w:rPr>
+          <w:b/>
+          <w:bCs/>
+          <w:rtl/>
+        </w:rPr>
+        <w:t>)</w:t>
+      </w:r>
+    </w:p>
+    <w:p>
+      <w:pPr>
+        <w:bidi/>
+        <w:rPr>
+          <w:rtl/>
+        </w:rPr>
+      </w:pPr>
+      <w:r>
+        <w:rPr>
+          <w:rtl/>
+        </w:rPr>
+        <w:t>سپس موتور روی ردیف‌ها و سلول‌ها حلقه می‌زند. برای هر سلول:</w:t>
+      </w:r>
+    </w:p>
+    <w:p>
+      <w:pPr>
         <w:numPr>
           <w:ilvl w:val="0"/>
-          <w:numId w:val="1"/>
+          <w:numId w:val="6"/>
         </w:numPr>
         <w:bidi/>
         <w:rPr>
@@ -159,46 +493,20 @@
           <w:bCs/>
           <w:rtl/>
         </w:rPr>
-        <w:t>عرض نمایشگر (</w:t>
-      </w:r>
-      <w:r>
-        <w:rPr>
-          <w:b/>
-          <w:bCs/>
-        </w:rPr>
-        <w:t>Screen Size</w:t>
-      </w:r>
-      <w:r>
-        <w:rPr>
-          <w:b/>
-          <w:bCs/>
-          <w:rtl/>
-        </w:rPr>
-        <w:t>):</w:t>
-      </w:r>
-      <w:r>
-        <w:rPr>
-          <w:rtl/>
-        </w:rPr>
-        <w:t xml:space="preserve"> بررسی می‌کند که آیا صفحه بزرگ است (</w:t>
-      </w:r>
-      <w:proofErr w:type="spellStart"/>
-      <w:r>
-        <w:t>screenWidth</w:t>
-      </w:r>
-      <w:proofErr w:type="spellEnd"/>
-      <w:r>
-        <w:rPr>
-          <w:rtl/>
-        </w:rPr>
-        <w:t xml:space="preserve"> &gt; 600) یا در حالت موبایل قرار دارد.</w:t>
+        <w:t>تشخیص نوع محتوا:</w:t>
+      </w:r>
+      <w:r>
+        <w:rPr>
+          <w:rtl/>
+        </w:rPr>
+        <w:t xml:space="preserve"> بررسی می‌کند که آیا سلول حاوی عکس است، متن است، یا ترکیبی از هر دو (همان اصلاحی که الان انجام دادیم). این روی پدینگ و مارجین سلول تأثیر مستقیم می‌گذارد.</w:t>
       </w:r>
     </w:p>
     <w:p>
       <w:pPr>
         <w:numPr>
           <w:ilvl w:val="0"/>
-          <w:numId w:val="1"/>
+          <w:numId w:val="6"/>
         </w:numPr>
         <w:bidi/>
         <w:rPr>
@@ -211,107 +519,490 @@
           <w:bCs/>
           <w:rtl/>
         </w:rPr>
-        <w:t>استخراج کلمات کلیدی استایل:</w:t>
-      </w:r>
-      <w:r>
-        <w:rPr>
-          <w:rtl/>
-        </w:rPr>
-        <w:t xml:space="preserve"> نام استایل جدول (</w:t>
+        <w:t>تراز عمودی (</w:t>
+      </w:r>
+      <w:r>
+        <w:rPr>
+          <w:b/>
+          <w:bCs/>
+        </w:rPr>
+        <w:t>Vertical Alignment</w:t>
+      </w:r>
+      <w:r>
+        <w:rPr>
+          <w:b/>
+          <w:bCs/>
+          <w:rtl/>
+        </w:rPr>
+        <w:t>):</w:t>
+      </w:r>
+      <w:r>
+        <w:rPr>
+          <w:rtl/>
+        </w:rPr>
+        <w:t xml:space="preserve"> تراز محتوای داخل سلول (بالا، وسط، پایین) که در ورد تنظیم شده توسط متد </w:t>
       </w:r>
       <w:proofErr w:type="spellStart"/>
       <w:r>
-        <w:t>TableStyleId</w:t>
+        <w:t>getVAlign</w:t>
       </w:r>
       <w:proofErr w:type="spellEnd"/>
       <w:r>
         <w:rPr>
           <w:rtl/>
         </w:rPr>
-        <w:t xml:space="preserve"> یا </w:t>
+        <w:t xml:space="preserve"> دقیقاً به </w:t>
       </w:r>
       <w:proofErr w:type="spellStart"/>
       <w:r>
-        <w:t>TableStyleName</w:t>
+        <w:t>TableCellVerticalAlignment</w:t>
       </w:r>
       <w:proofErr w:type="spellEnd"/>
       <w:r>
         <w:rPr>
           <w:rtl/>
         </w:rPr>
-        <w:t>) را به حروف کوچک تبدیل کرده و به دنبال کلیدواژه‌های خاصی می‌گردد:</w:t>
+        <w:t xml:space="preserve"> در فلاتر ترجمه می‌شود.</w:t>
       </w:r>
     </w:p>
     <w:p>
       <w:pPr>
         <w:numPr>
-          <w:ilvl w:val="1"/>
-          <w:numId w:val="1"/>
+          <w:ilvl w:val="0"/>
+          <w:numId w:val="6"/>
         </w:numPr>
         <w:bidi/>
         <w:rPr>
           <w:rtl/>
         </w:rPr>
       </w:pPr>
+      <w:r>
+        <w:rPr>
+          <w:b/>
+          <w:bCs/>
+          <w:rtl/>
+        </w:rPr>
+        <w:t>عرض شناور (</w:t>
+      </w:r>
+      <w:r>
+        <w:rPr>
+          <w:b/>
+          <w:bCs/>
+        </w:rPr>
+        <w:t>Flex Widths</w:t>
+      </w:r>
+      <w:r>
+        <w:rPr>
+          <w:b/>
+          <w:bCs/>
+          <w:rtl/>
+        </w:rPr>
+        <w:t>):</w:t>
+      </w:r>
+      <w:r>
+        <w:rPr>
+          <w:rtl/>
+        </w:rPr>
+        <w:t xml:space="preserve"> اگر در ورد عرض ستونی مثلاً </w:t>
+      </w:r>
+      <w:r>
+        <w:rPr>
+          <w:rtl/>
+          <w:lang w:bidi="fa-IR"/>
+        </w:rPr>
+        <w:t>۳۰</w:t>
+      </w:r>
+      <w:r>
+        <w:rPr>
+          <w:rFonts w:ascii="Arial" w:hAnsi="Arial" w:cs="Arial" w:hint="cs"/>
+          <w:rtl/>
+          <w:lang w:bidi="fa-IR"/>
+        </w:rPr>
+        <w:t>٪</w:t>
+      </w:r>
+      <w:r>
+        <w:rPr>
+          <w:rtl/>
+        </w:rPr>
+        <w:t xml:space="preserve"> تنظیم شده باشد، فلاتر آن را به یک </w:t>
+      </w:r>
       <w:proofErr w:type="spellStart"/>
       <w:r>
-        <w:t>borderedtable</w:t>
+        <w:t>FlexColumnWidth</w:t>
       </w:r>
       <w:proofErr w:type="spellEnd"/>
       <w:r>
         <w:rPr>
           <w:rtl/>
         </w:rPr>
-        <w:t>: برای جداولی که باید حتماً خط‌کشی داشته باشند.</w:t>
+        <w:t xml:space="preserve"> تبدیل می‌کند تا در نمایشگر دستگاه دقیقاً همان نسبت از صفحه اشغال شود.</w:t>
       </w:r>
     </w:p>
     <w:p>
       <w:pPr>
+        <w:bidi/>
+        <w:rPr>
+          <w:b/>
+          <w:bCs/>
+          <w:rtl/>
+        </w:rPr>
+      </w:pPr>
+      <w:r>
+        <w:rPr>
+          <w:b/>
+          <w:bCs/>
+          <w:rtl/>
+          <w:lang w:bidi="fa-IR"/>
+        </w:rPr>
+        <w:t xml:space="preserve">۳. </w:t>
+      </w:r>
+      <w:r>
+        <w:rPr>
+          <w:b/>
+          <w:bCs/>
+          <w:rtl/>
+        </w:rPr>
+        <w:t>لایه موتور چیدمان هوشمند (</w:t>
+      </w:r>
+      <w:r>
+        <w:rPr>
+          <w:b/>
+          <w:bCs/>
+        </w:rPr>
+        <w:t>Smart Layout Engine</w:t>
+      </w:r>
+      <w:r>
+        <w:rPr>
+          <w:b/>
+          <w:bCs/>
+          <w:rtl/>
+        </w:rPr>
+        <w:t>)</w:t>
+      </w:r>
+    </w:p>
+    <w:p>
+      <w:pPr>
+        <w:bidi/>
+        <w:rPr>
+          <w:rtl/>
+        </w:rPr>
+      </w:pPr>
+      <w:r>
+        <w:rPr>
+          <w:rtl/>
+        </w:rPr>
+        <w:t xml:space="preserve">این پیچیده‌ترین بخش کد است. فلاتر بر اساس </w:t>
+      </w:r>
+      <w:r>
+        <w:rPr>
+          <w:rtl/>
+          <w:lang w:bidi="fa-IR"/>
+        </w:rPr>
+        <w:t>۳</w:t>
+      </w:r>
+      <w:r>
+        <w:rPr>
+          <w:rtl/>
+        </w:rPr>
+        <w:t xml:space="preserve"> عامل (سایز صفحه دستگاه، نوع محتوا، و استایل شخصی) تصمیم می‌گیرد سلول‌ها را چگونه کنار هم بچیند:</w:t>
+      </w:r>
+    </w:p>
+    <w:p>
+      <w:pPr>
         <w:numPr>
-          <w:ilvl w:val="1"/>
-          <w:numId w:val="1"/>
+          <w:ilvl w:val="0"/>
+          <w:numId w:val="7"/>
         </w:numPr>
         <w:bidi/>
         <w:rPr>
           <w:rtl/>
         </w:rPr>
       </w:pPr>
+      <w:r>
+        <w:rPr>
+          <w:b/>
+          <w:bCs/>
+          <w:rtl/>
+        </w:rPr>
+        <w:t>استراتژی الف (شبکه‌ی کلاسیک):</w:t>
+      </w:r>
+      <w:r>
+        <w:rPr>
+          <w:rtl/>
+        </w:rPr>
+        <w:t xml:space="preserve"> اگر در تبلت/وب باشیم (</w:t>
+      </w:r>
       <w:proofErr w:type="spellStart"/>
       <w:r>
-        <w:t>dottedtable</w:t>
+        <w:t>isLargeScreen</w:t>
       </w:r>
       <w:proofErr w:type="spellEnd"/>
       <w:r>
         <w:rPr>
           <w:rtl/>
         </w:rPr>
-        <w:t xml:space="preserve"> یا </w:t>
+        <w:t>)، یا جدول از نوع تودرتو (</w:t>
       </w:r>
       <w:proofErr w:type="spellStart"/>
       <w:r>
-        <w:t>tablegrid</w:t>
+        <w:t>isNestedTable</w:t>
       </w:r>
       <w:proofErr w:type="spellEnd"/>
       <w:r>
         <w:rPr>
           <w:rtl/>
         </w:rPr>
-        <w:t>: برای جداولی که خطوط آن‌ها باید مخفی (نامرئی) باشد.</w:t>
+        <w:t xml:space="preserve">) باشد، از ویجت قدرتمند </w:t>
+      </w:r>
+      <w:r>
+        <w:t>Table</w:t>
+      </w:r>
+      <w:r>
+        <w:rPr>
+          <w:rtl/>
+        </w:rPr>
+        <w:t xml:space="preserve"> فلاتر استفاده می‌شود. در این حالت، فلاتر تضمین می‌کند که خطوط پایین تمام سلول‌های یک ردیف </w:t>
+      </w:r>
+      <w:r>
+        <w:rPr>
+          <w:rFonts w:ascii="Arial" w:hAnsi="Arial" w:cs="Arial" w:hint="cs"/>
+          <w:rtl/>
+        </w:rPr>
+        <w:t>—</w:t>
+      </w:r>
+      <w:r>
+        <w:rPr>
+          <w:rtl/>
+        </w:rPr>
+        <w:t xml:space="preserve"> </w:t>
+      </w:r>
+      <w:r>
+        <w:rPr>
+          <w:rFonts w:hint="cs"/>
+          <w:rtl/>
+        </w:rPr>
+        <w:t>حتی</w:t>
+      </w:r>
+      <w:r>
+        <w:rPr>
+          <w:rtl/>
+        </w:rPr>
+        <w:t xml:space="preserve"> </w:t>
+      </w:r>
+      <w:r>
+        <w:rPr>
+          <w:rFonts w:hint="cs"/>
+          <w:rtl/>
+        </w:rPr>
+        <w:t>اگر</w:t>
+      </w:r>
+      <w:r>
+        <w:rPr>
+          <w:rtl/>
+        </w:rPr>
+        <w:t xml:space="preserve"> </w:t>
+      </w:r>
+      <w:r>
+        <w:rPr>
+          <w:rFonts w:hint="cs"/>
+          <w:rtl/>
+        </w:rPr>
+        <w:t>یکی</w:t>
+      </w:r>
+      <w:r>
+        <w:rPr>
+          <w:rtl/>
+        </w:rPr>
+        <w:t xml:space="preserve"> </w:t>
+      </w:r>
+      <w:r>
+        <w:rPr>
+          <w:rtl/>
+          <w:lang w:bidi="fa-IR"/>
+        </w:rPr>
+        <w:t>۱</w:t>
+      </w:r>
+      <w:r>
+        <w:rPr>
+          <w:rtl/>
+        </w:rPr>
+        <w:t xml:space="preserve"> خط متن داشته باشد و دیگری </w:t>
+      </w:r>
+      <w:r>
+        <w:rPr>
+          <w:rtl/>
+          <w:lang w:bidi="fa-IR"/>
+        </w:rPr>
+        <w:t>۲۰</w:t>
+      </w:r>
+      <w:r>
+        <w:rPr>
+          <w:rtl/>
+        </w:rPr>
+        <w:t xml:space="preserve"> خط </w:t>
+      </w:r>
+      <w:r>
+        <w:rPr>
+          <w:rFonts w:ascii="Arial" w:hAnsi="Arial" w:cs="Arial" w:hint="cs"/>
+          <w:rtl/>
+        </w:rPr>
+        <w:t>—</w:t>
+      </w:r>
+      <w:r>
+        <w:rPr>
+          <w:rtl/>
+        </w:rPr>
+        <w:t xml:space="preserve"> </w:t>
+      </w:r>
+      <w:r>
+        <w:rPr>
+          <w:rFonts w:hint="cs"/>
+          <w:rtl/>
+        </w:rPr>
+        <w:t>دقیقاً</w:t>
+      </w:r>
+      <w:r>
+        <w:rPr>
+          <w:rtl/>
+        </w:rPr>
+        <w:t xml:space="preserve"> </w:t>
+      </w:r>
+      <w:r>
+        <w:rPr>
+          <w:rFonts w:hint="cs"/>
+          <w:rtl/>
+        </w:rPr>
+        <w:t>مماس</w:t>
+      </w:r>
+      <w:r>
+        <w:rPr>
+          <w:rtl/>
+        </w:rPr>
+        <w:t xml:space="preserve"> </w:t>
+      </w:r>
+      <w:r>
+        <w:rPr>
+          <w:rFonts w:hint="cs"/>
+          <w:rtl/>
+        </w:rPr>
+        <w:t>و</w:t>
+      </w:r>
+      <w:r>
+        <w:rPr>
+          <w:rtl/>
+        </w:rPr>
+        <w:t xml:space="preserve"> </w:t>
+      </w:r>
+      <w:r>
+        <w:rPr>
+          <w:rFonts w:hint="cs"/>
+          <w:rtl/>
+        </w:rPr>
+        <w:t>تراز</w:t>
+      </w:r>
+      <w:r>
+        <w:rPr>
+          <w:rtl/>
+        </w:rPr>
+        <w:t xml:space="preserve"> </w:t>
+      </w:r>
+      <w:r>
+        <w:rPr>
+          <w:rFonts w:hint="cs"/>
+          <w:rtl/>
+        </w:rPr>
+        <w:t>با</w:t>
+      </w:r>
+      <w:r>
+        <w:rPr>
+          <w:rtl/>
+        </w:rPr>
+        <w:t xml:space="preserve"> </w:t>
+      </w:r>
+      <w:r>
+        <w:rPr>
+          <w:rFonts w:hint="cs"/>
+          <w:rtl/>
+        </w:rPr>
+        <w:t>هم</w:t>
+      </w:r>
+      <w:r>
+        <w:rPr>
+          <w:rtl/>
+        </w:rPr>
+        <w:t xml:space="preserve"> </w:t>
+      </w:r>
+      <w:r>
+        <w:rPr>
+          <w:rFonts w:hint="cs"/>
+          <w:rtl/>
+        </w:rPr>
+        <w:t>رسم</w:t>
+      </w:r>
+      <w:r>
+        <w:rPr>
+          <w:rtl/>
+        </w:rPr>
+        <w:t xml:space="preserve"> </w:t>
+      </w:r>
+      <w:r>
+        <w:rPr>
+          <w:rFonts w:hint="cs"/>
+          <w:rtl/>
+        </w:rPr>
+        <w:t>شوند</w:t>
+      </w:r>
+      <w:r>
+        <w:rPr>
+          <w:rtl/>
+        </w:rPr>
+        <w:t>.</w:t>
       </w:r>
     </w:p>
     <w:p>
       <w:pPr>
         <w:numPr>
-          <w:ilvl w:val="1"/>
-          <w:numId w:val="1"/>
+          <w:ilvl w:val="0"/>
+          <w:numId w:val="7"/>
         </w:numPr>
         <w:bidi/>
         <w:rPr>
           <w:rtl/>
         </w:rPr>
       </w:pPr>
+      <w:r>
+        <w:rPr>
+          <w:b/>
+          <w:bCs/>
+          <w:rtl/>
+        </w:rPr>
+        <w:t xml:space="preserve">استراتژی ب (ستون‌محور / </w:t>
+      </w:r>
       <w:proofErr w:type="spellStart"/>
       <w:r>
+        <w:rPr>
+          <w:b/>
+          <w:bCs/>
+        </w:rPr>
+        <w:t>ColumnStack</w:t>
+      </w:r>
+      <w:proofErr w:type="spellEnd"/>
+      <w:r>
+        <w:rPr>
+          <w:b/>
+          <w:bCs/>
+          <w:rtl/>
+        </w:rPr>
+        <w:t>):</w:t>
+      </w:r>
+      <w:r>
+        <w:rPr>
+          <w:rtl/>
+        </w:rPr>
+        <w:t xml:space="preserve"> اگر کاربر استایل </w:t>
+      </w:r>
+      <w:proofErr w:type="spellStart"/>
+      <w:r>
         <w:t>columnstack</w:t>
       </w:r>
       <w:proofErr w:type="spellEnd"/>
@@ -319,14 +1010,23 @@
         <w:rPr>
           <w:rtl/>
         </w:rPr>
-        <w:t>: برای فعال‌سازی حالت چیدمان ستونی اختصاصی در موبایل.</w:t>
+        <w:t xml:space="preserve"> را در ورد اعمال کرده باشد و در موبایل باشیم، موتور شبکه‌ی جدولی را متلاشی می‌کند! سلول‌های آرایه را به صورت عمودی شخم می‌زند؛ یعنی تمام سلول‌های ستون اول را زیر هم قرار می‌دهد، یک فاصله (</w:t>
+      </w:r>
+      <w:r>
+        <w:t>Margin</w:t>
+      </w:r>
+      <w:r>
+        <w:rPr>
+          <w:rtl/>
+        </w:rPr>
+        <w:t>) می‌اندازد، و بعد تمام سلول‌های ستون دوم را زیر هم رندر می‌کند.</w:t>
       </w:r>
     </w:p>
     <w:p>
       <w:pPr>
         <w:numPr>
           <w:ilvl w:val="0"/>
-          <w:numId w:val="1"/>
+          <w:numId w:val="7"/>
         </w:numPr>
         <w:bidi/>
         <w:rPr>
@@ -339,59 +1039,31 @@
           <w:bCs/>
           <w:rtl/>
         </w:rPr>
-        <w:t>رنگ و ضخامت خطوط (</w:t>
-      </w:r>
-      <w:r>
-        <w:rPr>
-          <w:b/>
-          <w:bCs/>
-        </w:rPr>
-        <w:t>Borders</w:t>
-      </w:r>
-      <w:r>
-        <w:rPr>
-          <w:b/>
-          <w:bCs/>
-          <w:rtl/>
-        </w:rPr>
-        <w:t>):</w:t>
-      </w:r>
-      <w:r>
-        <w:rPr>
-          <w:rtl/>
-        </w:rPr>
-        <w:t xml:space="preserve"> خطوط مرزی هر سلول به صورت کاملاً مستقل و پویا از </w:t>
-      </w:r>
-      <w:r>
-        <w:t>JSON</w:t>
-      </w:r>
-      <w:r>
-        <w:rPr>
-          <w:rtl/>
-        </w:rPr>
-        <w:t xml:space="preserve"> استخراج می‌شوند. در صورت فعال بودن </w:t>
-      </w:r>
-      <w:proofErr w:type="spellStart"/>
-      <w:r>
-        <w:t>showBorders</w:t>
-      </w:r>
-      <w:proofErr w:type="spellEnd"/>
-      <w:r>
-        <w:rPr>
-          <w:rtl/>
-        </w:rPr>
-        <w:t>، یک استایل یکپارچه (</w:t>
-      </w:r>
-      <w:proofErr w:type="spellStart"/>
-      <w:r>
-        <w:t>activeSide</w:t>
-      </w:r>
-      <w:proofErr w:type="spellEnd"/>
-      <w:r>
-        <w:rPr>
-          <w:rtl/>
-        </w:rPr>
-        <w:t>) برای رسم خطوط شبکه ایجاد می‌شود.</w:t>
+        <w:t>استراتژی ج (ردیف‌محورِ موبایلی):</w:t>
+      </w:r>
+      <w:r>
+        <w:rPr>
+          <w:rtl/>
+        </w:rPr>
+        <w:t xml:space="preserve"> حالت پیش‌فرض برای گوشی‌های کوچک. برای جلوگیری از خطای وحشتناکِ بیرون‌زدگی متن (</w:t>
+      </w:r>
+      <w:r>
+        <w:t>Overflow</w:t>
+      </w:r>
+      <w:r>
+        <w:rPr>
+          <w:rtl/>
+        </w:rPr>
+        <w:t xml:space="preserve">)، فلاتر سلول‌های هر ردیف را به شکل یک </w:t>
+      </w:r>
+      <w:r>
+        <w:t>Column</w:t>
+      </w:r>
+      <w:r>
+        <w:rPr>
+          <w:rtl/>
+        </w:rPr>
+        <w:t xml:space="preserve"> ساده زیر هم قرار می‌دهد.</w:t>
       </w:r>
     </w:p>
     <w:p>
@@ -410,22 +1082,23 @@
           <w:rtl/>
           <w:lang w:bidi="fa-IR"/>
         </w:rPr>
-        <w:t xml:space="preserve">۲. </w:t>
-      </w:r>
-      <w:r>
-        <w:rPr>
-          <w:b/>
-          <w:bCs/>
-          <w:rtl/>
-        </w:rPr>
-        <w:t>موتور تصمیم‌گیری چیدمان (</w:t>
-      </w:r>
-      <w:r>
-        <w:rPr>
-          <w:b/>
-          <w:bCs/>
-        </w:rPr>
-        <w:t>Layout Decision Engine</w:t>
+        <w:lastRenderedPageBreak/>
+        <w:t xml:space="preserve">۴. </w:t>
+      </w:r>
+      <w:r>
+        <w:rPr>
+          <w:b/>
+          <w:bCs/>
+          <w:rtl/>
+        </w:rPr>
+        <w:t>لایه تراز و کادربندی نهایی (</w:t>
+      </w:r>
+      <w:r>
+        <w:rPr>
+          <w:b/>
+          <w:bCs/>
+        </w:rPr>
+        <w:t>Outer Wrapping</w:t>
       </w:r>
       <w:r>
         <w:rPr>
@@ -447,28 +1120,22 @@
         <w:rPr>
           <w:rtl/>
         </w:rPr>
-        <w:t xml:space="preserve">چیدمان سلول‌های جدول بر اساس </w:t>
-      </w:r>
-      <w:r>
-        <w:rPr>
-          <w:rtl/>
-          <w:lang w:bidi="fa-IR"/>
-        </w:rPr>
-        <w:t>۴</w:t>
-      </w:r>
-      <w:r>
-        <w:rPr>
-          <w:rtl/>
-        </w:rPr>
-        <w:t xml:space="preserve"> قانون و سناریوی مجزا انجام می‌شود:</w:t>
+        <w:t>در نهایت، تمام ردیف‌های ساخته شده در یک کانتینر اصلی (</w:t>
+      </w:r>
+      <w:proofErr w:type="spellStart"/>
+      <w:r>
+        <w:t>tableContainer</w:t>
+      </w:r>
+      <w:proofErr w:type="spellEnd"/>
+      <w:r>
+        <w:rPr>
+          <w:rtl/>
+        </w:rPr>
+        <w:t>) قرار می‌گیرند.</w:t>
       </w:r>
     </w:p>
     <w:p>
       <w:pPr>
-        <w:numPr>
-          <w:ilvl w:val="0"/>
-          <w:numId w:val="2"/>
-        </w:numPr>
         <w:bidi/>
         <w:rPr>
           <w:rtl/>
@@ -476,898 +1143,33 @@
       </w:pPr>
       <w:r>
         <w:rPr>
-          <w:b/>
-          <w:bCs/>
-          <w:rtl/>
-        </w:rPr>
-        <w:t>حالت اول: چیدمان ستون‌محور (</w:t>
-      </w:r>
-      <w:r>
-        <w:rPr>
-          <w:b/>
-          <w:bCs/>
-        </w:rPr>
-        <w:t>Column-Stack Mode</w:t>
-      </w:r>
-      <w:r>
-        <w:rPr>
-          <w:b/>
-          <w:bCs/>
-          <w:rtl/>
-        </w:rPr>
-        <w:t>) - مخصوص موبایل</w:t>
+          <w:rtl/>
+        </w:rPr>
+        <w:t xml:space="preserve">اگر جدول دارای حاشیه باشد، خطوط «بالا» و «چپ» به این کانتینر بیرونی داده می‌شود (چون خطوط «راست» و «پایین» قبلاً توسط خود شبکه‌ی داخلیِ </w:t>
+      </w:r>
+      <w:r>
+        <w:t>Table</w:t>
+      </w:r>
+      <w:r>
+        <w:rPr>
+          <w:rtl/>
+        </w:rPr>
+        <w:t xml:space="preserve"> رسم شده‌اند تا شبکه‌ای یکپارچه و بدون شکستگی ایجاد کنند). در انتها، تنظیمات </w:t>
+      </w:r>
+      <w:r>
+        <w:t>Alignment</w:t>
+      </w:r>
+      <w:r>
+        <w:rPr>
+          <w:rtl/>
+        </w:rPr>
+        <w:t xml:space="preserve"> (چپ‌چین، وسط‌چین، راست‌چین بودن کل جدول در صفحه) اعمال می‌گردد.</w:t>
       </w:r>
     </w:p>
     <w:p>
       <w:pPr>
-        <w:numPr>
-          <w:ilvl w:val="1"/>
-          <w:numId w:val="2"/>
-        </w:numPr>
         <w:bidi/>
-        <w:rPr>
-          <w:rtl/>
-        </w:rPr>
-      </w:pPr>
-      <w:r>
-        <w:rPr>
-          <w:b/>
-          <w:bCs/>
-          <w:rtl/>
-        </w:rPr>
-        <w:t>شرط اجرا:</w:t>
-      </w:r>
-      <w:r>
-        <w:rPr>
-          <w:rtl/>
-        </w:rPr>
-        <w:t xml:space="preserve"> نمایشگر کوچک باشد (موبایل) </w:t>
-      </w:r>
-      <w:r>
-        <w:rPr>
-          <w:b/>
-          <w:bCs/>
-          <w:rtl/>
-        </w:rPr>
-        <w:t>و</w:t>
-      </w:r>
-      <w:r>
-        <w:rPr>
-          <w:rtl/>
-        </w:rPr>
-        <w:t xml:space="preserve"> استایل جدول حاوی عبارت </w:t>
-      </w:r>
-      <w:proofErr w:type="spellStart"/>
-      <w:r>
-        <w:t>columnstack</w:t>
-      </w:r>
-      <w:proofErr w:type="spellEnd"/>
-      <w:r>
-        <w:rPr>
-          <w:rtl/>
-        </w:rPr>
-        <w:t xml:space="preserve"> باشد.</w:t>
-      </w:r>
-    </w:p>
-    <w:p>
-      <w:pPr>
-        <w:numPr>
-          <w:ilvl w:val="1"/>
-          <w:numId w:val="2"/>
-        </w:numPr>
-        <w:bidi/>
-        <w:rPr>
-          <w:rtl/>
-        </w:rPr>
-      </w:pPr>
-      <w:r>
-        <w:rPr>
-          <w:b/>
-          <w:bCs/>
-          <w:rtl/>
-        </w:rPr>
-        <w:t>منطق:</w:t>
-      </w:r>
-      <w:r>
-        <w:rPr>
-          <w:rtl/>
-        </w:rPr>
-        <w:t xml:space="preserve"> سلول‌ها از ساختار ردیفی خارج شده و در یک آرایه دو-بعدی موقت ذخیره می‌شوند. سپس موتور ابتدا تمام سلول‌های ستون اول را از بالا تا پایین زیر هم می‌چیند، سپس یک فاصله ایجاد کرده و تمام سلول‌های ستون دوم را زیر هم می‌چیند.</w:t>
-      </w:r>
-    </w:p>
-    <w:p>
-      <w:pPr>
-        <w:numPr>
-          <w:ilvl w:val="0"/>
-          <w:numId w:val="2"/>
-        </w:numPr>
-        <w:bidi/>
-        <w:rPr>
-          <w:rtl/>
-        </w:rPr>
-      </w:pPr>
-      <w:r>
-        <w:rPr>
-          <w:b/>
-          <w:bCs/>
-          <w:rtl/>
-        </w:rPr>
-        <w:t>حالت دوم: شبکه استاندارد (</w:t>
-      </w:r>
-      <w:r>
-        <w:rPr>
-          <w:b/>
-          <w:bCs/>
-        </w:rPr>
-        <w:t>Standard Grid</w:t>
-      </w:r>
-      <w:r>
-        <w:rPr>
-          <w:b/>
-          <w:bCs/>
-          <w:rtl/>
-        </w:rPr>
-        <w:t>) - دسکتاپ و جداول حساس</w:t>
-      </w:r>
-    </w:p>
-    <w:p>
-      <w:pPr>
-        <w:numPr>
-          <w:ilvl w:val="1"/>
-          <w:numId w:val="2"/>
-        </w:numPr>
-        <w:bidi/>
-        <w:rPr>
-          <w:rtl/>
-        </w:rPr>
-      </w:pPr>
-      <w:r>
-        <w:rPr>
-          <w:b/>
-          <w:bCs/>
-          <w:rtl/>
-        </w:rPr>
-        <w:t>شرط اجرا:</w:t>
-      </w:r>
-      <w:r>
-        <w:rPr>
-          <w:rtl/>
-        </w:rPr>
-        <w:t xml:space="preserve"> نمایشگر بزرگ باشد (</w:t>
-      </w:r>
-      <w:proofErr w:type="spellStart"/>
-      <w:r>
-        <w:t>isLargeScreen</w:t>
-      </w:r>
-      <w:proofErr w:type="spellEnd"/>
-      <w:r>
-        <w:rPr>
-          <w:rtl/>
-        </w:rPr>
-        <w:t xml:space="preserve">) </w:t>
-      </w:r>
-      <w:r>
-        <w:rPr>
-          <w:b/>
-          <w:bCs/>
-          <w:rtl/>
-        </w:rPr>
-        <w:t>یا</w:t>
-      </w:r>
-      <w:r>
-        <w:rPr>
-          <w:rtl/>
-        </w:rPr>
-        <w:t xml:space="preserve"> جدول حاشیه‌دار باشد (</w:t>
-      </w:r>
-      <w:proofErr w:type="spellStart"/>
-      <w:r>
-        <w:t>isBorderedTable</w:t>
-      </w:r>
-      <w:proofErr w:type="spellEnd"/>
-      <w:r>
-        <w:rPr>
-          <w:rtl/>
-        </w:rPr>
-        <w:t xml:space="preserve">) </w:t>
-      </w:r>
-      <w:r>
-        <w:rPr>
-          <w:b/>
-          <w:bCs/>
-          <w:rtl/>
-        </w:rPr>
-        <w:t>یا</w:t>
-      </w:r>
-      <w:r>
-        <w:rPr>
-          <w:rtl/>
-        </w:rPr>
-        <w:t xml:space="preserve"> ردیف فقط حاوی عکس باشد (</w:t>
-      </w:r>
-      <w:proofErr w:type="spellStart"/>
-      <w:r>
-        <w:t>isImageRow</w:t>
-      </w:r>
-      <w:proofErr w:type="spellEnd"/>
-      <w:r>
-        <w:rPr>
-          <w:rtl/>
-        </w:rPr>
-        <w:t xml:space="preserve">) </w:t>
-      </w:r>
-      <w:r>
-        <w:rPr>
-          <w:b/>
-          <w:bCs/>
-          <w:rtl/>
-        </w:rPr>
-        <w:t>یا</w:t>
-      </w:r>
-      <w:r>
-        <w:rPr>
-          <w:rtl/>
-        </w:rPr>
-        <w:t xml:space="preserve"> جدول درون یک سلول دیگر باشد (</w:t>
-      </w:r>
-      <w:proofErr w:type="spellStart"/>
-      <w:r>
-        <w:t>isNestedTable</w:t>
-      </w:r>
-      <w:proofErr w:type="spellEnd"/>
-      <w:r>
-        <w:rPr>
-          <w:rtl/>
-        </w:rPr>
-        <w:t>).</w:t>
-      </w:r>
-    </w:p>
-    <w:p>
-      <w:pPr>
-        <w:numPr>
-          <w:ilvl w:val="1"/>
-          <w:numId w:val="2"/>
-        </w:numPr>
-        <w:bidi/>
-        <w:rPr>
-          <w:rtl/>
-        </w:rPr>
-      </w:pPr>
-      <w:r>
-        <w:rPr>
-          <w:b/>
-          <w:bCs/>
-          <w:rtl/>
-        </w:rPr>
-        <w:lastRenderedPageBreak/>
-        <w:t>منطق:</w:t>
-      </w:r>
-      <w:r>
-        <w:rPr>
-          <w:rtl/>
-        </w:rPr>
-        <w:t xml:space="preserve"> از ویجت بومی </w:t>
-      </w:r>
-      <w:r>
-        <w:t>Table</w:t>
-      </w:r>
-      <w:r>
-        <w:rPr>
-          <w:rtl/>
-        </w:rPr>
-        <w:t xml:space="preserve"> فلاتر استفاده می‌کند. عرض ستون‌ها با استفاده از </w:t>
-      </w:r>
-      <w:proofErr w:type="spellStart"/>
-      <w:r>
-        <w:t>FlexColumnWidth</w:t>
-      </w:r>
-      <w:proofErr w:type="spellEnd"/>
-      <w:r>
-        <w:rPr>
-          <w:rtl/>
-        </w:rPr>
-        <w:t xml:space="preserve"> و بر اساس درصد عرض (</w:t>
-      </w:r>
-      <w:proofErr w:type="spellStart"/>
-      <w:r>
-        <w:t>widthPercent</w:t>
-      </w:r>
-      <w:proofErr w:type="spellEnd"/>
-      <w:r>
-        <w:rPr>
-          <w:rtl/>
-        </w:rPr>
-        <w:t>) تنظیم می‌شود.</w:t>
-      </w:r>
-    </w:p>
-    <w:p>
-      <w:pPr>
-        <w:numPr>
-          <w:ilvl w:val="0"/>
-          <w:numId w:val="2"/>
-        </w:numPr>
-        <w:bidi/>
-        <w:rPr>
-          <w:rtl/>
-        </w:rPr>
-      </w:pPr>
-      <w:r>
-        <w:rPr>
-          <w:b/>
-          <w:bCs/>
-          <w:rtl/>
-        </w:rPr>
-        <w:t>حالت سوم: چیدمان ردیف‌محور (</w:t>
-      </w:r>
-      <w:r>
-        <w:rPr>
-          <w:b/>
-          <w:bCs/>
-        </w:rPr>
-        <w:t>Row-Stack Fallback</w:t>
-      </w:r>
-      <w:r>
-        <w:rPr>
-          <w:b/>
-          <w:bCs/>
-          <w:rtl/>
-        </w:rPr>
-        <w:t>) - موبایل</w:t>
-      </w:r>
-    </w:p>
-    <w:p>
-      <w:pPr>
-        <w:numPr>
-          <w:ilvl w:val="1"/>
-          <w:numId w:val="2"/>
-        </w:numPr>
-        <w:bidi/>
-        <w:rPr>
-          <w:rtl/>
-        </w:rPr>
-      </w:pPr>
-      <w:r>
-        <w:rPr>
-          <w:b/>
-          <w:bCs/>
-          <w:rtl/>
-        </w:rPr>
-        <w:t>شرط اجرا:</w:t>
-      </w:r>
-      <w:r>
-        <w:rPr>
-          <w:rtl/>
-        </w:rPr>
-        <w:t xml:space="preserve"> هیچ‌کدام از شروط حالت اول و دوم برقرار نباشد (حالت پیش‌فرض برای متون معمولی در موبایل).</w:t>
-      </w:r>
-    </w:p>
-    <w:p>
-      <w:pPr>
-        <w:numPr>
-          <w:ilvl w:val="1"/>
-          <w:numId w:val="2"/>
-        </w:numPr>
-        <w:bidi/>
-        <w:rPr>
-          <w:rtl/>
-        </w:rPr>
-      </w:pPr>
-      <w:r>
-        <w:rPr>
-          <w:b/>
-          <w:bCs/>
-          <w:rtl/>
-        </w:rPr>
-        <w:t>منطق:</w:t>
-      </w:r>
-      <w:r>
-        <w:rPr>
-          <w:rtl/>
-        </w:rPr>
-        <w:t xml:space="preserve"> برای جلوگیری از فشردگی متون و خطای بیرون‌زدگی در صفحات کوچک، سلول‌های هر ردیف به جای قرار گرفتن در کنار هم، در یک ویجت </w:t>
-      </w:r>
-      <w:r>
-        <w:t>Column</w:t>
-      </w:r>
-      <w:r>
-        <w:rPr>
-          <w:rtl/>
-        </w:rPr>
-        <w:t xml:space="preserve"> به صورت عمودی (زیر هم) رندر می‌شوند.</w:t>
-      </w:r>
-    </w:p>
-    <w:p>
-      <w:pPr>
-        <w:bidi/>
-        <w:rPr>
-          <w:b/>
-          <w:bCs/>
-          <w:rtl/>
-        </w:rPr>
-      </w:pPr>
-      <w:r>
-        <w:rPr>
-          <w:b/>
-          <w:bCs/>
-          <w:rtl/>
-          <w:lang w:bidi="fa-IR"/>
-        </w:rPr>
-        <w:t xml:space="preserve">۳. </w:t>
-      </w:r>
-      <w:r>
-        <w:rPr>
-          <w:b/>
-          <w:bCs/>
-          <w:rtl/>
-        </w:rPr>
-        <w:t>استراتژی تراز بی‌نقص و رفع خطاهای فلاتر (</w:t>
-      </w:r>
-      <w:r>
-        <w:rPr>
-          <w:b/>
-          <w:bCs/>
-        </w:rPr>
-        <w:t>Alignment</w:t>
-      </w:r>
-      <w:r>
-        <w:rPr>
-          <w:b/>
-          <w:bCs/>
-          <w:rtl/>
-        </w:rPr>
-        <w:t xml:space="preserve"> &amp; </w:t>
-      </w:r>
-      <w:r>
-        <w:rPr>
-          <w:b/>
-          <w:bCs/>
-        </w:rPr>
-        <w:t>Bug Fixes</w:t>
-      </w:r>
-      <w:r>
-        <w:rPr>
-          <w:b/>
-          <w:bCs/>
-          <w:rtl/>
-        </w:rPr>
-        <w:t>)</w:t>
-      </w:r>
-    </w:p>
-    <w:p>
-      <w:pPr>
-        <w:bidi/>
-        <w:rPr>
-          <w:rtl/>
-        </w:rPr>
-      </w:pPr>
-      <w:r>
-        <w:rPr>
-          <w:rtl/>
-        </w:rPr>
-        <w:t xml:space="preserve">برای جلوگیری از ناترازیِ خطوطِ انتهای جدول (به دلیل نابرابر بودن حجم متون در ستون‌های مختلف) و جلوگیری از کرش کردن ویجت </w:t>
-      </w:r>
-      <w:r>
-        <w:t>Table</w:t>
-      </w:r>
-      <w:r>
-        <w:rPr>
-          <w:rtl/>
-        </w:rPr>
-        <w:t>، این رویکردها اعمال شده است:</w:t>
-      </w:r>
-    </w:p>
-    <w:p>
-      <w:pPr>
-        <w:numPr>
-          <w:ilvl w:val="0"/>
-          <w:numId w:val="3"/>
-        </w:numPr>
-        <w:bidi/>
-        <w:rPr>
-          <w:rtl/>
-        </w:rPr>
-      </w:pPr>
-      <w:r>
-        <w:rPr>
-          <w:b/>
-          <w:bCs/>
-          <w:rtl/>
-        </w:rPr>
-        <w:t xml:space="preserve">حذف </w:t>
-      </w:r>
-      <w:proofErr w:type="spellStart"/>
-      <w:r>
-        <w:t>IntrinsicHeight</w:t>
-      </w:r>
-      <w:proofErr w:type="spellEnd"/>
-      <w:r>
-        <w:rPr>
-          <w:b/>
-          <w:bCs/>
-          <w:rtl/>
-        </w:rPr>
-        <w:t>:</w:t>
-      </w:r>
-      <w:r>
-        <w:rPr>
-          <w:rtl/>
-        </w:rPr>
-        <w:t xml:space="preserve"> برای جلوگیری از خطای </w:t>
-      </w:r>
-      <w:r>
-        <w:t>RenderFlex overflow</w:t>
-      </w:r>
-      <w:r>
-        <w:rPr>
-          <w:rtl/>
-        </w:rPr>
-        <w:t xml:space="preserve"> که مانع از شکستنِ صحیح متن‌ها می‌شد.</w:t>
-      </w:r>
-    </w:p>
-    <w:p>
-      <w:pPr>
-        <w:numPr>
-          <w:ilvl w:val="0"/>
-          <w:numId w:val="3"/>
-        </w:numPr>
-        <w:bidi/>
-        <w:rPr>
-          <w:rtl/>
-        </w:rPr>
-      </w:pPr>
-      <w:r>
-        <w:rPr>
-          <w:b/>
-          <w:bCs/>
-          <w:rtl/>
-        </w:rPr>
-        <w:t>تراز طبیعی (</w:t>
-      </w:r>
-      <w:r>
-        <w:rPr>
-          <w:b/>
-          <w:bCs/>
-        </w:rPr>
-        <w:t>Top Alignment</w:t>
-      </w:r>
-      <w:r>
-        <w:rPr>
-          <w:b/>
-          <w:bCs/>
-          <w:rtl/>
-        </w:rPr>
-        <w:t>):</w:t>
-      </w:r>
-      <w:r>
-        <w:rPr>
-          <w:rtl/>
-        </w:rPr>
-        <w:t xml:space="preserve"> ویجت </w:t>
-      </w:r>
-      <w:r>
-        <w:t>Table</w:t>
-      </w:r>
-      <w:r>
-        <w:rPr>
-          <w:rtl/>
-        </w:rPr>
-        <w:t xml:space="preserve"> روی </w:t>
-      </w:r>
-      <w:proofErr w:type="spellStart"/>
-      <w:r>
-        <w:t>TableCellVerticalAlignment.top</w:t>
-      </w:r>
-      <w:proofErr w:type="spellEnd"/>
-      <w:r>
-        <w:rPr>
-          <w:rtl/>
-        </w:rPr>
-        <w:t xml:space="preserve"> تنظیم شده است تا ارتفاع ردیف صفر نشود و متون به صورت طبیعی از بالا به پایین چیده شوند.</w:t>
-      </w:r>
-    </w:p>
-    <w:p>
-      <w:pPr>
-        <w:numPr>
-          <w:ilvl w:val="0"/>
-          <w:numId w:val="3"/>
-        </w:numPr>
-        <w:bidi/>
-        <w:rPr>
-          <w:rtl/>
-        </w:rPr>
-      </w:pPr>
-      <w:r>
-        <w:rPr>
-          <w:b/>
-          <w:bCs/>
-          <w:rtl/>
-        </w:rPr>
-        <w:t>رسم بوردر سراسری (</w:t>
-      </w:r>
-      <w:r>
-        <w:rPr>
-          <w:b/>
-          <w:bCs/>
-        </w:rPr>
-        <w:t xml:space="preserve">Unified </w:t>
-      </w:r>
-      <w:proofErr w:type="spellStart"/>
-      <w:r>
-        <w:rPr>
-          <w:b/>
-          <w:bCs/>
-        </w:rPr>
-        <w:t>TableBorder</w:t>
-      </w:r>
-      <w:proofErr w:type="spellEnd"/>
-      <w:r>
-        <w:rPr>
-          <w:b/>
-          <w:bCs/>
-          <w:rtl/>
-        </w:rPr>
-        <w:t>):</w:t>
-      </w:r>
-      <w:r>
-        <w:rPr>
-          <w:rtl/>
-        </w:rPr>
-        <w:t xml:space="preserve"> به جای اینکه کادر را به کانتینرِ تک‌تک سلول‌ها بدهیم، </w:t>
-      </w:r>
-      <w:proofErr w:type="spellStart"/>
-      <w:r>
-        <w:t>TableBorder</w:t>
-      </w:r>
-      <w:proofErr w:type="spellEnd"/>
-      <w:r>
-        <w:rPr>
-          <w:rtl/>
-        </w:rPr>
-        <w:t xml:space="preserve"> به خود ویجتِ </w:t>
-      </w:r>
-      <w:r>
-        <w:t>Table</w:t>
-      </w:r>
-      <w:r>
-        <w:rPr>
-          <w:rtl/>
-        </w:rPr>
-        <w:t xml:space="preserve"> داده می‌شود. این کار باعث می‌شود فلاتر خط پایین را دقیقاً در زیرِ بلندترین سلول بکشد و تمام دندانه‌ها و ناترازی‌ها از بین بروند. مرزهای بیرونی (بالا و چپ) نیز توسط کانتینر مادر تکمیل می‌شوند تا شبکه بی‌نقص شود.</w:t>
-      </w:r>
-    </w:p>
-    <w:p>
-      <w:pPr>
-        <w:bidi/>
-        <w:rPr>
-          <w:b/>
-          <w:bCs/>
-          <w:rtl/>
-        </w:rPr>
-      </w:pPr>
-      <w:r>
-        <w:rPr>
-          <w:b/>
-          <w:bCs/>
-          <w:rtl/>
-          <w:lang w:bidi="fa-IR"/>
-        </w:rPr>
-        <w:t xml:space="preserve">۴. </w:t>
-      </w:r>
-      <w:r>
-        <w:rPr>
-          <w:b/>
-          <w:bCs/>
-          <w:rtl/>
-        </w:rPr>
-        <w:t>مدیریت محتوا و پدینگ (</w:t>
-      </w:r>
-      <w:r>
-        <w:rPr>
-          <w:b/>
-          <w:bCs/>
-        </w:rPr>
-        <w:t>Content</w:t>
-      </w:r>
-      <w:r>
-        <w:rPr>
-          <w:b/>
-          <w:bCs/>
-          <w:rtl/>
-        </w:rPr>
-        <w:t xml:space="preserve"> &amp; </w:t>
-      </w:r>
-      <w:r>
-        <w:rPr>
-          <w:b/>
-          <w:bCs/>
-        </w:rPr>
-        <w:t>Padding</w:t>
-      </w:r>
-      <w:r>
-        <w:rPr>
-          <w:b/>
-          <w:bCs/>
-          <w:rtl/>
-        </w:rPr>
-        <w:t>)</w:t>
-      </w:r>
-    </w:p>
-    <w:p>
-      <w:pPr>
-        <w:numPr>
-          <w:ilvl w:val="0"/>
-          <w:numId w:val="4"/>
-        </w:numPr>
-        <w:bidi/>
-        <w:rPr>
-          <w:rtl/>
-        </w:rPr>
-      </w:pPr>
-      <w:r>
-        <w:rPr>
-          <w:b/>
-          <w:bCs/>
-          <w:rtl/>
-        </w:rPr>
-        <w:t>پدینگ هوشمند سلول‌ها:</w:t>
-      </w:r>
-      <w:r>
-        <w:rPr>
-          <w:rtl/>
-        </w:rPr>
-        <w:t xml:space="preserve"> اگر سلولی فقط حاوی عکس باشد، پدینگ آن به حداقل (2.0 پیکسل) کاهش می‌یابد تا حاشیه‌های اضافی حذف شوند. برای سلول‌های متنی، پدینگ‌ها دقیقاً بر اساس مقادیر استخراج‌شده از فایل </w:t>
-      </w:r>
-      <w:r>
-        <w:t>Word</w:t>
-      </w:r>
-      <w:r>
-        <w:rPr>
-          <w:rtl/>
-        </w:rPr>
-        <w:t xml:space="preserve"> (</w:t>
-      </w:r>
-      <w:proofErr w:type="spellStart"/>
-      <w:r>
-        <w:t>paddingTop</w:t>
-      </w:r>
-      <w:proofErr w:type="spellEnd"/>
-      <w:r>
-        <w:rPr>
-          <w:rtl/>
-        </w:rPr>
-        <w:t xml:space="preserve">, </w:t>
-      </w:r>
-      <w:proofErr w:type="spellStart"/>
-      <w:r>
-        <w:t>paddingBottom</w:t>
-      </w:r>
-      <w:proofErr w:type="spellEnd"/>
-      <w:r>
-        <w:rPr>
-          <w:rtl/>
-        </w:rPr>
-        <w:t xml:space="preserve"> و ...) اعمال می‌شوند.</w:t>
-      </w:r>
-    </w:p>
-    <w:p>
-      <w:pPr>
-        <w:numPr>
-          <w:ilvl w:val="0"/>
-          <w:numId w:val="4"/>
-        </w:numPr>
-        <w:bidi/>
-        <w:rPr>
-          <w:rtl/>
-        </w:rPr>
-      </w:pPr>
-      <w:r>
-        <w:rPr>
-          <w:b/>
-          <w:bCs/>
-          <w:rtl/>
-        </w:rPr>
-        <w:t>حفاظت از تورفتگی معکوس:</w:t>
-      </w:r>
-      <w:r>
-        <w:rPr>
-          <w:rtl/>
-        </w:rPr>
-        <w:t xml:space="preserve"> مقادیر پدینگ و تورفتگی (</w:t>
-      </w:r>
-      <w:r>
-        <w:t>Indentation</w:t>
-      </w:r>
-      <w:r>
-        <w:rPr>
-          <w:rtl/>
-        </w:rPr>
-        <w:t>) فیلتر شده‌اند تا هرگز مقادیر منفی (</w:t>
-      </w:r>
-      <w:r>
-        <w:t>Negative</w:t>
-      </w:r>
-      <w:r>
-        <w:rPr>
-          <w:rtl/>
-        </w:rPr>
-        <w:t xml:space="preserve">) که در </w:t>
-      </w:r>
-      <w:r>
-        <w:t>Word</w:t>
-      </w:r>
-      <w:r>
-        <w:rPr>
-          <w:rtl/>
-        </w:rPr>
-        <w:t xml:space="preserve"> مجاز هستند، باعث کرش کردن فلاتر نشوند (</w:t>
-      </w:r>
-      <w:r>
-        <w:t>clamp</w:t>
-      </w:r>
-      <w:r>
-        <w:rPr>
-          <w:rtl/>
-        </w:rPr>
-        <w:t>(0.0)).</w:t>
-      </w:r>
-    </w:p>
-    <w:p>
-      <w:pPr>
-        <w:numPr>
-          <w:ilvl w:val="0"/>
-          <w:numId w:val="4"/>
-        </w:numPr>
-        <w:bidi/>
-      </w:pPr>
-      <w:r>
-        <w:rPr>
-          <w:b/>
-          <w:bCs/>
-          <w:rtl/>
-        </w:rPr>
-        <w:t>کلمات تعاملی (</w:t>
-      </w:r>
-      <w:r>
-        <w:rPr>
-          <w:b/>
-          <w:bCs/>
-        </w:rPr>
-        <w:t>Interactive Content</w:t>
-      </w:r>
-      <w:r>
-        <w:rPr>
-          <w:b/>
-          <w:bCs/>
-          <w:rtl/>
-        </w:rPr>
-        <w:t>):</w:t>
-      </w:r>
-      <w:r>
-        <w:rPr>
-          <w:rtl/>
-        </w:rPr>
-        <w:t xml:space="preserve"> تمام متون داخل سلول‌ها توانایی رندر کردن استایل‌های تودرتو، کلمات جای‌خالی و نقشه‌های جستجو (</w:t>
-      </w:r>
-      <w:r>
-        <w:t>Highlight Map</w:t>
-      </w:r>
-      <w:r>
-        <w:rPr>
-          <w:rtl/>
-        </w:rPr>
-        <w:t>) را دارا هستند و کلیدِ لیزری اسکرول (</w:t>
-      </w:r>
-      <w:proofErr w:type="spellStart"/>
-      <w:r>
-        <w:t>exactMatchKey</w:t>
-      </w:r>
-      <w:proofErr w:type="spellEnd"/>
-      <w:r>
-        <w:rPr>
-          <w:rtl/>
-        </w:rPr>
-        <w:t>) بدون هیچ مشکلی از لایه‌های جدول عبور کرده و به کلمه هدف می‌رسد.</w:t>
-      </w:r>
+      </w:pPr>
     </w:p>
     <w:sectPr>
       <w:pgSz w:w="11906" w:h="16838" w:code="9"/>
@@ -1532,6 +1334,155 @@
     </w:lvl>
   </w:abstractNum>
   <w:abstractNum w:abstractNumId="1" w15:restartNumberingAfterBreak="0">
+    <w:nsid w:val="43957773"/>
+    <w:multiLevelType w:val="multilevel"/>
+    <w:tmpl w:val="8D686EBE"/>
+    <w:lvl w:ilvl="0">
+      <w:start w:val="1"/>
+      <w:numFmt w:val="bullet"/>
+      <w:lvlText w:val=""/>
+      <w:lvlJc w:val="left"/>
+      <w:pPr>
+        <w:tabs>
+          <w:tab w:val="num" w:pos="720"/>
+        </w:tabs>
+        <w:ind w:left="720" w:hanging="360"/>
+      </w:pPr>
+      <w:rPr>
+        <w:rFonts w:ascii="Symbol" w:hAnsi="Symbol" w:hint="default"/>
+        <w:sz w:val="20"/>
+      </w:rPr>
+    </w:lvl>
+    <w:lvl w:ilvl="1" w:tentative="1">
+      <w:start w:val="1"/>
+      <w:numFmt w:val="bullet"/>
+      <w:lvlText w:val="o"/>
+      <w:lvlJc w:val="left"/>
+      <w:pPr>
+        <w:tabs>
+          <w:tab w:val="num" w:pos="1440"/>
+        </w:tabs>
+        <w:ind w:left="1440" w:hanging="360"/>
+      </w:pPr>
+      <w:rPr>
+        <w:rFonts w:ascii="Courier New" w:hAnsi="Courier New" w:hint="default"/>
+        <w:sz w:val="20"/>
+      </w:rPr>
+    </w:lvl>
+    <w:lvl w:ilvl="2" w:tentative="1">
+      <w:start w:val="1"/>
+      <w:numFmt w:val="bullet"/>
+      <w:lvlText w:val=""/>
+      <w:lvlJc w:val="left"/>
+      <w:pPr>
+        <w:tabs>
+          <w:tab w:val="num" w:pos="2160"/>
+        </w:tabs>
+        <w:ind w:left="2160" w:hanging="360"/>
+      </w:pPr>
+      <w:rPr>
+        <w:rFonts w:ascii="Wingdings" w:hAnsi="Wingdings" w:hint="default"/>
+        <w:sz w:val="20"/>
+      </w:rPr>
+    </w:lvl>
+    <w:lvl w:ilvl="3" w:tentative="1">
+      <w:start w:val="1"/>
+      <w:numFmt w:val="bullet"/>
+      <w:lvlText w:val=""/>
+      <w:lvlJc w:val="left"/>
+      <w:pPr>
+        <w:tabs>
+          <w:tab w:val="num" w:pos="2880"/>
+        </w:tabs>
+        <w:ind w:left="2880" w:hanging="360"/>
+      </w:pPr>
+      <w:rPr>
+        <w:rFonts w:ascii="Wingdings" w:hAnsi="Wingdings" w:hint="default"/>
+        <w:sz w:val="20"/>
+      </w:rPr>
+    </w:lvl>
+    <w:lvl w:ilvl="4" w:tentative="1">
+      <w:start w:val="1"/>
+      <w:numFmt w:val="bullet"/>
+      <w:lvlText w:val=""/>
+      <w:lvlJc w:val="left"/>
+      <w:pPr>
+        <w:tabs>
+          <w:tab w:val="num" w:pos="3600"/>
+        </w:tabs>
+        <w:ind w:left="3600" w:hanging="360"/>
+      </w:pPr>
+      <w:rPr>
+        <w:rFonts w:ascii="Wingdings" w:hAnsi="Wingdings" w:hint="default"/>
+        <w:sz w:val="20"/>
+      </w:rPr>
+    </w:lvl>
+    <w:lvl w:ilvl="5" w:tentative="1">
+      <w:start w:val="1"/>
+      <w:numFmt w:val="bullet"/>
+      <w:lvlText w:val=""/>
+      <w:lvlJc w:val="left"/>
+      <w:pPr>
+        <w:tabs>
+          <w:tab w:val="num" w:pos="4320"/>
+        </w:tabs>
+        <w:ind w:left="4320" w:hanging="360"/>
+      </w:pPr>
+      <w:rPr>
+        <w:rFonts w:ascii="Wingdings" w:hAnsi="Wingdings" w:hint="default"/>
+        <w:sz w:val="20"/>
+      </w:rPr>
+    </w:lvl>
+    <w:lvl w:ilvl="6" w:tentative="1">
+      <w:start w:val="1"/>
+      <w:numFmt w:val="bullet"/>
+      <w:lvlText w:val=""/>
+      <w:lvlJc w:val="left"/>
+      <w:pPr>
+        <w:tabs>
+          <w:tab w:val="num" w:pos="5040"/>
+        </w:tabs>
+        <w:ind w:left="5040" w:hanging="360"/>
+      </w:pPr>
+      <w:rPr>
+        <w:rFonts w:ascii="Wingdings" w:hAnsi="Wingdings" w:hint="default"/>
+        <w:sz w:val="20"/>
+      </w:rPr>
+    </w:lvl>
+    <w:lvl w:ilvl="7" w:tentative="1">
+      <w:start w:val="1"/>
+      <w:numFmt w:val="bullet"/>
+      <w:lvlText w:val=""/>
+      <w:lvlJc w:val="left"/>
+      <w:pPr>
+        <w:tabs>
+          <w:tab w:val="num" w:pos="5760"/>
+        </w:tabs>
+        <w:ind w:left="5760" w:hanging="360"/>
+      </w:pPr>
+      <w:rPr>
+        <w:rFonts w:ascii="Wingdings" w:hAnsi="Wingdings" w:hint="default"/>
+        <w:sz w:val="20"/>
+      </w:rPr>
+    </w:lvl>
+    <w:lvl w:ilvl="8" w:tentative="1">
+      <w:start w:val="1"/>
+      <w:numFmt w:val="bullet"/>
+      <w:lvlText w:val=""/>
+      <w:lvlJc w:val="left"/>
+      <w:pPr>
+        <w:tabs>
+          <w:tab w:val="num" w:pos="6480"/>
+        </w:tabs>
+        <w:ind w:left="6480" w:hanging="360"/>
+      </w:pPr>
+      <w:rPr>
+        <w:rFonts w:ascii="Wingdings" w:hAnsi="Wingdings" w:hint="default"/>
+        <w:sz w:val="20"/>
+      </w:rPr>
+    </w:lvl>
+  </w:abstractNum>
+  <w:abstractNum w:abstractNumId="2" w15:restartNumberingAfterBreak="0">
     <w:nsid w:val="45E52A4A"/>
     <w:multiLevelType w:val="multilevel"/>
     <w:tmpl w:val="4384AB36"/>
@@ -1680,7 +1631,7 @@
       </w:rPr>
     </w:lvl>
   </w:abstractNum>
-  <w:abstractNum w:abstractNumId="2" w15:restartNumberingAfterBreak="0">
+  <w:abstractNum w:abstractNumId="3" w15:restartNumberingAfterBreak="0">
     <w:nsid w:val="5FEA5D4B"/>
     <w:multiLevelType w:val="multilevel"/>
     <w:tmpl w:val="9DFC534E"/>
@@ -1829,7 +1780,305 @@
       </w:rPr>
     </w:lvl>
   </w:abstractNum>
-  <w:abstractNum w:abstractNumId="3" w15:restartNumberingAfterBreak="0">
+  <w:abstractNum w:abstractNumId="4" w15:restartNumberingAfterBreak="0">
+    <w:nsid w:val="61F36687"/>
+    <w:multiLevelType w:val="multilevel"/>
+    <w:tmpl w:val="3CEC77DE"/>
+    <w:lvl w:ilvl="0">
+      <w:start w:val="1"/>
+      <w:numFmt w:val="bullet"/>
+      <w:lvlText w:val=""/>
+      <w:lvlJc w:val="left"/>
+      <w:pPr>
+        <w:tabs>
+          <w:tab w:val="num" w:pos="720"/>
+        </w:tabs>
+        <w:ind w:left="720" w:hanging="360"/>
+      </w:pPr>
+      <w:rPr>
+        <w:rFonts w:ascii="Symbol" w:hAnsi="Symbol" w:hint="default"/>
+        <w:sz w:val="20"/>
+      </w:rPr>
+    </w:lvl>
+    <w:lvl w:ilvl="1" w:tentative="1">
+      <w:start w:val="1"/>
+      <w:numFmt w:val="bullet"/>
+      <w:lvlText w:val="o"/>
+      <w:lvlJc w:val="left"/>
+      <w:pPr>
+        <w:tabs>
+          <w:tab w:val="num" w:pos="1440"/>
+        </w:tabs>
+        <w:ind w:left="1440" w:hanging="360"/>
+      </w:pPr>
+      <w:rPr>
+        <w:rFonts w:ascii="Courier New" w:hAnsi="Courier New" w:hint="default"/>
+        <w:sz w:val="20"/>
+      </w:rPr>
+    </w:lvl>
+    <w:lvl w:ilvl="2" w:tentative="1">
+      <w:start w:val="1"/>
+      <w:numFmt w:val="bullet"/>
+      <w:lvlText w:val=""/>
+      <w:lvlJc w:val="left"/>
+      <w:pPr>
+        <w:tabs>
+          <w:tab w:val="num" w:pos="2160"/>
+        </w:tabs>
+        <w:ind w:left="2160" w:hanging="360"/>
+      </w:pPr>
+      <w:rPr>
+        <w:rFonts w:ascii="Wingdings" w:hAnsi="Wingdings" w:hint="default"/>
+        <w:sz w:val="20"/>
+      </w:rPr>
+    </w:lvl>
+    <w:lvl w:ilvl="3" w:tentative="1">
+      <w:start w:val="1"/>
+      <w:numFmt w:val="bullet"/>
+      <w:lvlText w:val=""/>
+      <w:lvlJc w:val="left"/>
+      <w:pPr>
+        <w:tabs>
+          <w:tab w:val="num" w:pos="2880"/>
+        </w:tabs>
+        <w:ind w:left="2880" w:hanging="360"/>
+      </w:pPr>
+      <w:rPr>
+        <w:rFonts w:ascii="Wingdings" w:hAnsi="Wingdings" w:hint="default"/>
+        <w:sz w:val="20"/>
+      </w:rPr>
+    </w:lvl>
+    <w:lvl w:ilvl="4" w:tentative="1">
+      <w:start w:val="1"/>
+      <w:numFmt w:val="bullet"/>
+      <w:lvlText w:val=""/>
+      <w:lvlJc w:val="left"/>
+      <w:pPr>
+        <w:tabs>
+          <w:tab w:val="num" w:pos="3600"/>
+        </w:tabs>
+        <w:ind w:left="3600" w:hanging="360"/>
+      </w:pPr>
+      <w:rPr>
+        <w:rFonts w:ascii="Wingdings" w:hAnsi="Wingdings" w:hint="default"/>
+        <w:sz w:val="20"/>
+      </w:rPr>
+    </w:lvl>
+    <w:lvl w:ilvl="5" w:tentative="1">
+      <w:start w:val="1"/>
+      <w:numFmt w:val="bullet"/>
+      <w:lvlText w:val=""/>
+      <w:lvlJc w:val="left"/>
+      <w:pPr>
+        <w:tabs>
+          <w:tab w:val="num" w:pos="4320"/>
+        </w:tabs>
+        <w:ind w:left="4320" w:hanging="360"/>
+      </w:pPr>
+      <w:rPr>
+        <w:rFonts w:ascii="Wingdings" w:hAnsi="Wingdings" w:hint="default"/>
+        <w:sz w:val="20"/>
+      </w:rPr>
+    </w:lvl>
+    <w:lvl w:ilvl="6" w:tentative="1">
+      <w:start w:val="1"/>
+      <w:numFmt w:val="bullet"/>
+      <w:lvlText w:val=""/>
+      <w:lvlJc w:val="left"/>
+      <w:pPr>
+        <w:tabs>
+          <w:tab w:val="num" w:pos="5040"/>
+        </w:tabs>
+        <w:ind w:left="5040" w:hanging="360"/>
+      </w:pPr>
+      <w:rPr>
+        <w:rFonts w:ascii="Wingdings" w:hAnsi="Wingdings" w:hint="default"/>
+        <w:sz w:val="20"/>
+      </w:rPr>
+    </w:lvl>
+    <w:lvl w:ilvl="7" w:tentative="1">
+      <w:start w:val="1"/>
+      <w:numFmt w:val="bullet"/>
+      <w:lvlText w:val=""/>
+      <w:lvlJc w:val="left"/>
+      <w:pPr>
+        <w:tabs>
+          <w:tab w:val="num" w:pos="5760"/>
+        </w:tabs>
+        <w:ind w:left="5760" w:hanging="360"/>
+      </w:pPr>
+      <w:rPr>
+        <w:rFonts w:ascii="Wingdings" w:hAnsi="Wingdings" w:hint="default"/>
+        <w:sz w:val="20"/>
+      </w:rPr>
+    </w:lvl>
+    <w:lvl w:ilvl="8" w:tentative="1">
+      <w:start w:val="1"/>
+      <w:numFmt w:val="bullet"/>
+      <w:lvlText w:val=""/>
+      <w:lvlJc w:val="left"/>
+      <w:pPr>
+        <w:tabs>
+          <w:tab w:val="num" w:pos="6480"/>
+        </w:tabs>
+        <w:ind w:left="6480" w:hanging="360"/>
+      </w:pPr>
+      <w:rPr>
+        <w:rFonts w:ascii="Wingdings" w:hAnsi="Wingdings" w:hint="default"/>
+        <w:sz w:val="20"/>
+      </w:rPr>
+    </w:lvl>
+  </w:abstractNum>
+  <w:abstractNum w:abstractNumId="5" w15:restartNumberingAfterBreak="0">
+    <w:nsid w:val="729D49F3"/>
+    <w:multiLevelType w:val="multilevel"/>
+    <w:tmpl w:val="81A875B8"/>
+    <w:lvl w:ilvl="0">
+      <w:start w:val="1"/>
+      <w:numFmt w:val="bullet"/>
+      <w:lvlText w:val=""/>
+      <w:lvlJc w:val="left"/>
+      <w:pPr>
+        <w:tabs>
+          <w:tab w:val="num" w:pos="720"/>
+        </w:tabs>
+        <w:ind w:left="720" w:hanging="360"/>
+      </w:pPr>
+      <w:rPr>
+        <w:rFonts w:ascii="Symbol" w:hAnsi="Symbol" w:hint="default"/>
+        <w:sz w:val="20"/>
+      </w:rPr>
+    </w:lvl>
+    <w:lvl w:ilvl="1" w:tentative="1">
+      <w:start w:val="1"/>
+      <w:numFmt w:val="bullet"/>
+      <w:lvlText w:val="o"/>
+      <w:lvlJc w:val="left"/>
+      <w:pPr>
+        <w:tabs>
+          <w:tab w:val="num" w:pos="1440"/>
+        </w:tabs>
+        <w:ind w:left="1440" w:hanging="360"/>
+      </w:pPr>
+      <w:rPr>
+        <w:rFonts w:ascii="Courier New" w:hAnsi="Courier New" w:hint="default"/>
+        <w:sz w:val="20"/>
+      </w:rPr>
+    </w:lvl>
+    <w:lvl w:ilvl="2" w:tentative="1">
+      <w:start w:val="1"/>
+      <w:numFmt w:val="bullet"/>
+      <w:lvlText w:val=""/>
+      <w:lvlJc w:val="left"/>
+      <w:pPr>
+        <w:tabs>
+          <w:tab w:val="num" w:pos="2160"/>
+        </w:tabs>
+        <w:ind w:left="2160" w:hanging="360"/>
+      </w:pPr>
+      <w:rPr>
+        <w:rFonts w:ascii="Wingdings" w:hAnsi="Wingdings" w:hint="default"/>
+        <w:sz w:val="20"/>
+      </w:rPr>
+    </w:lvl>
+    <w:lvl w:ilvl="3" w:tentative="1">
+      <w:start w:val="1"/>
+      <w:numFmt w:val="bullet"/>
+      <w:lvlText w:val=""/>
+      <w:lvlJc w:val="left"/>
+      <w:pPr>
+        <w:tabs>
+          <w:tab w:val="num" w:pos="2880"/>
+        </w:tabs>
+        <w:ind w:left="2880" w:hanging="360"/>
+      </w:pPr>
+      <w:rPr>
+        <w:rFonts w:ascii="Wingdings" w:hAnsi="Wingdings" w:hint="default"/>
+        <w:sz w:val="20"/>
+      </w:rPr>
+    </w:lvl>
+    <w:lvl w:ilvl="4" w:tentative="1">
+      <w:start w:val="1"/>
+      <w:numFmt w:val="bullet"/>
+      <w:lvlText w:val=""/>
+      <w:lvlJc w:val="left"/>
+      <w:pPr>
+        <w:tabs>
+          <w:tab w:val="num" w:pos="3600"/>
+        </w:tabs>
+        <w:ind w:left="3600" w:hanging="360"/>
+      </w:pPr>
+      <w:rPr>
+        <w:rFonts w:ascii="Wingdings" w:hAnsi="Wingdings" w:hint="default"/>
+        <w:sz w:val="20"/>
+      </w:rPr>
+    </w:lvl>
+    <w:lvl w:ilvl="5" w:tentative="1">
+      <w:start w:val="1"/>
+      <w:numFmt w:val="bullet"/>
+      <w:lvlText w:val=""/>
+      <w:lvlJc w:val="left"/>
+      <w:pPr>
+        <w:tabs>
+          <w:tab w:val="num" w:pos="4320"/>
+        </w:tabs>
+        <w:ind w:left="4320" w:hanging="360"/>
+      </w:pPr>
+      <w:rPr>
+        <w:rFonts w:ascii="Wingdings" w:hAnsi="Wingdings" w:hint="default"/>
+        <w:sz w:val="20"/>
+      </w:rPr>
+    </w:lvl>
+    <w:lvl w:ilvl="6" w:tentative="1">
+      <w:start w:val="1"/>
+      <w:numFmt w:val="bullet"/>
+      <w:lvlText w:val=""/>
+      <w:lvlJc w:val="left"/>
+      <w:pPr>
+        <w:tabs>
+          <w:tab w:val="num" w:pos="5040"/>
+        </w:tabs>
+        <w:ind w:left="5040" w:hanging="360"/>
+      </w:pPr>
+      <w:rPr>
+        <w:rFonts w:ascii="Wingdings" w:hAnsi="Wingdings" w:hint="default"/>
+        <w:sz w:val="20"/>
+      </w:rPr>
+    </w:lvl>
+    <w:lvl w:ilvl="7" w:tentative="1">
+      <w:start w:val="1"/>
+      <w:numFmt w:val="bullet"/>
+      <w:lvlText w:val=""/>
+      <w:lvlJc w:val="left"/>
+      <w:pPr>
+        <w:tabs>
+          <w:tab w:val="num" w:pos="5760"/>
+        </w:tabs>
+        <w:ind w:left="5760" w:hanging="360"/>
+      </w:pPr>
+      <w:rPr>
+        <w:rFonts w:ascii="Wingdings" w:hAnsi="Wingdings" w:hint="default"/>
+        <w:sz w:val="20"/>
+      </w:rPr>
+    </w:lvl>
+    <w:lvl w:ilvl="8" w:tentative="1">
+      <w:start w:val="1"/>
+      <w:numFmt w:val="bullet"/>
+      <w:lvlText w:val=""/>
+      <w:lvlJc w:val="left"/>
+      <w:pPr>
+        <w:tabs>
+          <w:tab w:val="num" w:pos="6480"/>
+        </w:tabs>
+        <w:ind w:left="6480" w:hanging="360"/>
+      </w:pPr>
+      <w:rPr>
+        <w:rFonts w:ascii="Wingdings" w:hAnsi="Wingdings" w:hint="default"/>
+        <w:sz w:val="20"/>
+      </w:rPr>
+    </w:lvl>
+  </w:abstractNum>
+  <w:abstractNum w:abstractNumId="6" w15:restartNumberingAfterBreak="0">
     <w:nsid w:val="7BB06858"/>
     <w:multiLevelType w:val="multilevel"/>
     <w:tmpl w:val="8FFE761C"/>
@@ -1979,16 +2228,25 @@
     </w:lvl>
   </w:abstractNum>
   <w:num w:numId="1" w16cid:durableId="1103040497">
-    <w:abstractNumId w:val="3"/>
+    <w:abstractNumId w:val="6"/>
   </w:num>
   <w:num w:numId="2" w16cid:durableId="1631545582">
     <w:abstractNumId w:val="0"/>
   </w:num>
   <w:num w:numId="3" w16cid:durableId="1812018174">
-    <w:abstractNumId w:val="1"/>
+    <w:abstractNumId w:val="2"/>
   </w:num>
   <w:num w:numId="4" w16cid:durableId="502204604">
-    <w:abstractNumId w:val="2"/>
+    <w:abstractNumId w:val="3"/>
+  </w:num>
+  <w:num w:numId="5" w16cid:durableId="1846479007">
+    <w:abstractNumId w:val="4"/>
+  </w:num>
+  <w:num w:numId="6" w16cid:durableId="1470171798">
+    <w:abstractNumId w:val="5"/>
+  </w:num>
+  <w:num w:numId="7" w16cid:durableId="144516281">
+    <w:abstractNumId w:val="1"/>
   </w:num>
 </w:numbering>
 </file>
@@ -2596,7 +2854,6 @@
   <w:style w:type="character" w:default="1" w:styleId="DefaultParagraphFont">
     <w:name w:val="Default Paragraph Font"/>
     <w:uiPriority w:val="1"/>
-    <w:semiHidden/>
     <w:unhideWhenUsed/>
   </w:style>
   <w:style w:type="table" w:default="1" w:styleId="TableNormal">

--- a/assets/منطق برنامه.docx
+++ b/assets/منطق برنامه.docx
@@ -170,11 +170,9 @@
         </w:rPr>
         <w:t>معماری متد _</w:t>
       </w:r>
-      <w:proofErr w:type="spellStart"/>
       <w:r>
         <w:t>buildTable</w:t>
       </w:r>
-      <w:proofErr w:type="spellEnd"/>
       <w:r>
         <w:rPr>
           <w:rtl/>
@@ -283,33 +281,27 @@
         </w:rPr>
         <w:t xml:space="preserve"> (مثل </w:t>
       </w:r>
-      <w:proofErr w:type="spellStart"/>
       <w:r>
         <w:t>DottedTable</w:t>
       </w:r>
-      <w:proofErr w:type="spellEnd"/>
       <w:r>
         <w:rPr>
           <w:rtl/>
         </w:rPr>
         <w:t xml:space="preserve">، </w:t>
       </w:r>
-      <w:proofErr w:type="spellStart"/>
       <w:r>
         <w:t>ColumnStack</w:t>
       </w:r>
-      <w:proofErr w:type="spellEnd"/>
       <w:r>
         <w:rPr>
           <w:rtl/>
         </w:rPr>
         <w:t xml:space="preserve"> یا </w:t>
       </w:r>
-      <w:proofErr w:type="spellStart"/>
       <w:r>
         <w:t>BorderedTable</w:t>
       </w:r>
-      <w:proofErr w:type="spellEnd"/>
       <w:r>
         <w:rPr>
           <w:rtl/>
@@ -377,33 +369,27 @@
         </w:rPr>
         <w:t xml:space="preserve"> برای استایل‌هایی مثل </w:t>
       </w:r>
-      <w:proofErr w:type="spellStart"/>
       <w:r>
         <w:t>dottedtable</w:t>
       </w:r>
-      <w:proofErr w:type="spellEnd"/>
       <w:r>
         <w:rPr>
           <w:rtl/>
         </w:rPr>
         <w:t xml:space="preserve"> و </w:t>
       </w:r>
-      <w:proofErr w:type="spellStart"/>
       <w:r>
         <w:t>columnstack</w:t>
       </w:r>
-      <w:proofErr w:type="spellEnd"/>
       <w:r>
         <w:rPr>
           <w:rtl/>
         </w:rPr>
         <w:t xml:space="preserve">، موتور متغیر </w:t>
       </w:r>
-      <w:proofErr w:type="spellStart"/>
       <w:r>
         <w:t>showBorders</w:t>
       </w:r>
-      <w:proofErr w:type="spellEnd"/>
       <w:r>
         <w:rPr>
           <w:rtl/>
@@ -542,22 +528,18 @@
         </w:rPr>
         <w:t xml:space="preserve"> تراز محتوای داخل سلول (بالا، وسط، پایین) که در ورد تنظیم شده توسط متد </w:t>
       </w:r>
-      <w:proofErr w:type="spellStart"/>
       <w:r>
         <w:t>getVAlign</w:t>
       </w:r>
-      <w:proofErr w:type="spellEnd"/>
       <w:r>
         <w:rPr>
           <w:rtl/>
         </w:rPr>
         <w:t xml:space="preserve"> دقیقاً به </w:t>
       </w:r>
-      <w:proofErr w:type="spellStart"/>
       <w:r>
         <w:t>TableCellVerticalAlignment</w:t>
       </w:r>
-      <w:proofErr w:type="spellEnd"/>
       <w:r>
         <w:rPr>
           <w:rtl/>
@@ -626,11 +608,9 @@
         </w:rPr>
         <w:t xml:space="preserve"> تنظیم شده باشد، فلاتر آن را به یک </w:t>
       </w:r>
-      <w:proofErr w:type="spellStart"/>
       <w:r>
         <w:t>FlexColumnWidth</w:t>
       </w:r>
-      <w:proofErr w:type="spellEnd"/>
       <w:r>
         <w:rPr>
           <w:rtl/>
@@ -732,22 +712,18 @@
         </w:rPr>
         <w:t xml:space="preserve"> اگر در تبلت/وب باشیم (</w:t>
       </w:r>
-      <w:proofErr w:type="spellStart"/>
       <w:r>
         <w:t>isLargeScreen</w:t>
       </w:r>
-      <w:proofErr w:type="spellEnd"/>
       <w:r>
         <w:rPr>
           <w:rtl/>
         </w:rPr>
         <w:t>)، یا جدول از نوع تودرتو (</w:t>
       </w:r>
-      <w:proofErr w:type="spellStart"/>
       <w:r>
         <w:t>isNestedTable</w:t>
       </w:r>
-      <w:proofErr w:type="spellEnd"/>
       <w:r>
         <w:rPr>
           <w:rtl/>
@@ -978,7 +954,6 @@
         </w:rPr>
         <w:t xml:space="preserve">استراتژی ب (ستون‌محور / </w:t>
       </w:r>
-      <w:proofErr w:type="spellStart"/>
       <w:r>
         <w:rPr>
           <w:b/>
@@ -986,7 +961,6 @@
         </w:rPr>
         <w:t>ColumnStack</w:t>
       </w:r>
-      <w:proofErr w:type="spellEnd"/>
       <w:r>
         <w:rPr>
           <w:b/>
@@ -1001,11 +975,9 @@
         </w:rPr>
         <w:t xml:space="preserve"> اگر کاربر استایل </w:t>
       </w:r>
-      <w:proofErr w:type="spellStart"/>
       <w:r>
         <w:t>columnstack</w:t>
       </w:r>
-      <w:proofErr w:type="spellEnd"/>
       <w:r>
         <w:rPr>
           <w:rtl/>
@@ -1122,11 +1094,9 @@
         </w:rPr>
         <w:t>در نهایت، تمام ردیف‌های ساخته شده در یک کانتینر اصلی (</w:t>
       </w:r>
-      <w:proofErr w:type="spellStart"/>
       <w:r>
         <w:t>tableContainer</w:t>
       </w:r>
-      <w:proofErr w:type="spellEnd"/>
       <w:r>
         <w:rPr>
           <w:rtl/>
@@ -1164,6 +1134,2869 @@
           <w:rtl/>
         </w:rPr>
         <w:t xml:space="preserve"> (چپ‌چین، وسط‌چین، راست‌چین بودن کل جدول در صفحه) اعمال می‌گردد.</w:t>
+      </w:r>
+    </w:p>
+    <w:p>
+      <w:pPr>
+        <w:rPr>
+          <w:rtl/>
+        </w:rPr>
+      </w:pPr>
+      <w:r>
+        <w:rPr>
+          <w:rtl/>
+        </w:rPr>
+        <w:br w:type="page"/>
+      </w:r>
+    </w:p>
+    <w:p>
+      <w:pPr>
+        <w:bidi/>
+        <w:rPr>
+          <w:rtl/>
+        </w:rPr>
+      </w:pPr>
+      <w:r>
+        <w:rPr>
+          <w:rFonts w:hint="cs"/>
+          <w:rtl/>
+        </w:rPr>
+        <w:lastRenderedPageBreak/>
+        <w:t>1405-04-17</w:t>
+      </w:r>
+    </w:p>
+    <w:p>
+      <w:pPr>
+        <w:bidi/>
+      </w:pPr>
+      <w:r>
+        <w:rPr>
+          <w:rtl/>
+        </w:rPr>
+        <w:t xml:space="preserve">برای درک بهتر منطق پیچیده و مهندسی‌شده‌ای که در این پیاده‌سازی به کار رفته است، کدهای حیاتی شما را به همراه </w:t>
+      </w:r>
+      <w:r>
+        <w:rPr>
+          <w:b/>
+          <w:bCs/>
+          <w:rtl/>
+        </w:rPr>
+        <w:t>کامنت‌های توضیحی درون‌خطی (</w:t>
+      </w:r>
+      <w:r>
+        <w:rPr>
+          <w:b/>
+          <w:bCs/>
+        </w:rPr>
+        <w:t>Inline Comments</w:t>
+      </w:r>
+      <w:r>
+        <w:rPr>
+          <w:b/>
+          <w:bCs/>
+          <w:rtl/>
+        </w:rPr>
+        <w:t>)</w:t>
+      </w:r>
+      <w:r>
+        <w:rPr>
+          <w:rtl/>
+        </w:rPr>
+        <w:t xml:space="preserve"> دقیق بازنویسی کرده‌ام تا دقیقاً مشخص شود هر بخش چه مشکلی را حل می‌کند.</w:t>
+      </w:r>
+    </w:p>
+    <w:p>
+      <w:pPr>
+        <w:bidi/>
+        <w:rPr>
+          <w:rtl/>
+        </w:rPr>
+      </w:pPr>
+      <w:r>
+        <w:rPr>
+          <w:rtl/>
+        </w:rPr>
+        <w:t>تغییرات و منطق‌های کلیدی به تفکیک بخش‌های مهم سیستم در ادامه آورده شده است:</w:t>
+      </w:r>
+    </w:p>
+    <w:p>
+      <w:pPr>
+        <w:bidi/>
+        <w:rPr>
+          <w:b/>
+          <w:bCs/>
+          <w:rtl/>
+        </w:rPr>
+      </w:pPr>
+      <w:r>
+        <w:rPr>
+          <w:b/>
+          <w:bCs/>
+          <w:rtl/>
+          <w:lang w:bidi="fa-IR"/>
+        </w:rPr>
+        <w:t xml:space="preserve">۱. </w:t>
+      </w:r>
+      <w:r>
+        <w:rPr>
+          <w:b/>
+          <w:bCs/>
+          <w:rtl/>
+        </w:rPr>
+        <w:t>مدیریت هوشمند اسکرول، کنترل پرش اولیه و ذخیره‌سازی بهینه (</w:t>
+      </w:r>
+      <w:r>
+        <w:rPr>
+          <w:b/>
+          <w:bCs/>
+        </w:rPr>
+        <w:t>ReadingCanvasScreen</w:t>
+      </w:r>
+      <w:r>
+        <w:rPr>
+          <w:b/>
+          <w:bCs/>
+          <w:rtl/>
+        </w:rPr>
+        <w:t>)</w:t>
+      </w:r>
+    </w:p>
+    <w:p>
+      <w:pPr>
+        <w:bidi/>
+        <w:rPr>
+          <w:rtl/>
+        </w:rPr>
+      </w:pPr>
+      <w:r>
+        <w:rPr>
+          <w:rtl/>
+        </w:rPr>
+        <w:t xml:space="preserve">در این بخش، مشکل اساسی پرش‌های ناگهانی </w:t>
+      </w:r>
+      <w:r>
+        <w:t>ScrollablePositionedList</w:t>
+      </w:r>
+      <w:r>
+        <w:rPr>
+          <w:rtl/>
+        </w:rPr>
+        <w:t xml:space="preserve"> در زمان باز شدن صفحه و همچنین افت فریم شدید (</w:t>
+      </w:r>
+      <w:r>
+        <w:t>Jank</w:t>
+      </w:r>
+      <w:r>
+        <w:rPr>
+          <w:rtl/>
+        </w:rPr>
+        <w:t>) ناشی از نوشتن مداوم روی دیسک حل شده است.</w:t>
+      </w:r>
+    </w:p>
+    <w:p>
+      <w:pPr>
+        <w:bidi/>
+        <w:rPr>
+          <w:rtl/>
+        </w:rPr>
+      </w:pPr>
+      <w:r>
+        <w:t>Dart</w:t>
+      </w:r>
+    </w:p>
+    <w:p>
+      <w:pPr>
+        <w:bidi/>
+      </w:pPr>
+      <w:r>
+        <w:t xml:space="preserve">// ── </w:t>
+      </w:r>
+      <w:r>
+        <w:rPr>
+          <w:rtl/>
+        </w:rPr>
+        <w:t>رفع پرش اولیه اسکرول و دیبانس</w:t>
+      </w:r>
+      <w:r>
+        <w:t xml:space="preserve"> I/O </w:t>
+      </w:r>
+      <w:r>
+        <w:rPr>
+          <w:rtl/>
+        </w:rPr>
+        <w:t>دیسک</w:t>
+      </w:r>
+      <w:r>
+        <w:t xml:space="preserve"> ─────────────────────────────────────────</w:t>
+      </w:r>
+    </w:p>
+    <w:p/>
+    <w:p>
+      <w:r>
+        <w:t>@override</w:t>
+      </w:r>
+    </w:p>
+    <w:p>
+      <w:r>
+        <w:t>void initState() {</w:t>
+      </w:r>
+    </w:p>
+    <w:p>
+      <w:r>
+        <w:t xml:space="preserve">  super.initState();</w:t>
+      </w:r>
+    </w:p>
+    <w:p>
+      <w:r>
+        <w:t xml:space="preserve">  _transformationController.addListener(_onTransformChanged);</w:t>
+      </w:r>
+    </w:p>
+    <w:p/>
+    <w:p>
+      <w:r>
+        <w:t xml:space="preserve">  // </w:t>
+      </w:r>
+      <w:r>
+        <w:rPr>
+          <w:rtl/>
+        </w:rPr>
+        <w:t>خواندن آخرین موقعیت صفحه و تراز</w:t>
+      </w:r>
+      <w:r>
+        <w:t xml:space="preserve"> (Alignment) </w:t>
+      </w:r>
+      <w:r>
+        <w:rPr>
+          <w:rtl/>
+        </w:rPr>
+        <w:t>ذخیره شده از حافظه</w:t>
+      </w:r>
+      <w:r>
+        <w:t xml:space="preserve"> GetStorage </w:t>
+      </w:r>
+      <w:r>
+        <w:rPr>
+          <w:rtl/>
+        </w:rPr>
+        <w:t>قبل از رندر</w:t>
+      </w:r>
+    </w:p>
+    <w:p>
+      <w:r>
+        <w:t xml:space="preserve">  final currentBook = ref.read(activeBookProvider);</w:t>
+      </w:r>
+    </w:p>
+    <w:p>
+      <w:r>
+        <w:t xml:space="preserve">  _savedIndex = _box.read('scroll_page_${currentBook?.id ?? "default"}') ?? 0;</w:t>
+      </w:r>
+    </w:p>
+    <w:p>
+      <w:r>
+        <w:t xml:space="preserve">  _savedAlignment = _box.read('scroll_align_${currentBook?.id ?? "default"}') ?? 0.0;</w:t>
+      </w:r>
+    </w:p>
+    <w:p/>
+    <w:p>
+      <w:r>
+        <w:t xml:space="preserve">  _itemPositionsListener.itemPositions.addListener(() {</w:t>
+      </w:r>
+    </w:p>
+    <w:p>
+      <w:r>
+        <w:t xml:space="preserve">    final positions = _itemPositionsListener.itemPositions.value;</w:t>
+      </w:r>
+    </w:p>
+    <w:p>
+      <w:r>
+        <w:t xml:space="preserve">    if (positions.isEmpty) return;</w:t>
+      </w:r>
+    </w:p>
+    <w:p>
+      <w:pPr>
+        <w:bidi/>
+      </w:pPr>
+    </w:p>
+    <w:p>
+      <w:pPr>
+        <w:bidi/>
+      </w:pPr>
+      <w:r>
+        <w:t xml:space="preserve">    // </w:t>
+      </w:r>
+      <w:r>
+        <w:rPr>
+          <w:rtl/>
+        </w:rPr>
+        <w:t>پیدا کردن بالاترین آیتمی که در حال حاضر در</w:t>
+      </w:r>
+      <w:r>
+        <w:t xml:space="preserve"> viewport </w:t>
+      </w:r>
+      <w:r>
+        <w:rPr>
+          <w:rtl/>
+        </w:rPr>
+        <w:t>کاربر قابل مشاهده است</w:t>
+      </w:r>
+    </w:p>
+    <w:p>
+      <w:r>
+        <w:t xml:space="preserve">    final topItem = positions</w:t>
+      </w:r>
+    </w:p>
+    <w:p>
+      <w:r>
+        <w:t xml:space="preserve">        .where((p) =&gt; p.itemTrailingEdge &gt; 0)</w:t>
+      </w:r>
+    </w:p>
+    <w:p>
+      <w:r>
+        <w:t xml:space="preserve">        .reduce((min, p) =&gt; p.index &lt; min.index ? p : min);</w:t>
+      </w:r>
+    </w:p>
+    <w:p/>
+    <w:p>
+      <w:r>
+        <w:lastRenderedPageBreak/>
+        <w:t xml:space="preserve">    // </w:t>
+      </w:r>
+      <w:r>
+        <w:rPr>
+          <w:rFonts w:ascii="Segoe UI Emoji" w:hAnsi="Segoe UI Emoji" w:cs="Segoe UI Emoji"/>
+        </w:rPr>
+        <w:t>🌟</w:t>
+      </w:r>
+      <w:r>
+        <w:t xml:space="preserve"> </w:t>
+      </w:r>
+      <w:r>
+        <w:rPr>
+          <w:rtl/>
+        </w:rPr>
+        <w:t>منطق دیبانس</w:t>
+      </w:r>
+      <w:r>
+        <w:t xml:space="preserve"> (Debounce): </w:t>
+      </w:r>
+      <w:r>
+        <w:rPr>
+          <w:rtl/>
+        </w:rPr>
+        <w:t>جلوگیری از ده‌ها بار نوشتن</w:t>
+      </w:r>
+      <w:r>
+        <w:t xml:space="preserve"> I/O </w:t>
+      </w:r>
+      <w:r>
+        <w:rPr>
+          <w:rtl/>
+        </w:rPr>
+        <w:t>روی دیسک در ثانیه</w:t>
+      </w:r>
+      <w:r>
+        <w:t>.</w:t>
+      </w:r>
+    </w:p>
+    <w:p>
+      <w:r>
+        <w:t xml:space="preserve">    // </w:t>
+      </w:r>
+      <w:r>
+        <w:rPr>
+          <w:rtl/>
+        </w:rPr>
+        <w:t xml:space="preserve">به جای ذخیره روی هر فریم اسکرول، </w:t>
+      </w:r>
+      <w:r>
+        <w:rPr>
+          <w:rtl/>
+          <w:lang w:bidi="fa-IR"/>
+        </w:rPr>
+        <w:t>۲۵۰</w:t>
+      </w:r>
+      <w:r>
+        <w:rPr>
+          <w:rtl/>
+        </w:rPr>
+        <w:t xml:space="preserve"> میلی‌ثانیه صبر میکند؛ اگر اسکرول متوقف شد، فقط یک‌بار می‌نویسد</w:t>
+      </w:r>
+      <w:r>
+        <w:t>.</w:t>
+      </w:r>
+    </w:p>
+    <w:p>
+      <w:r>
+        <w:t xml:space="preserve">    _scrollPersistDebounce?.cancel();</w:t>
+      </w:r>
+    </w:p>
+    <w:p>
+      <w:r>
+        <w:t xml:space="preserve">    _scrollPersistDebounce = Timer(const Duration(milliseconds: 250), () {</w:t>
+      </w:r>
+    </w:p>
+    <w:p>
+      <w:r>
+        <w:t xml:space="preserve">      if (!mounted) return;</w:t>
+      </w:r>
+    </w:p>
+    <w:p>
+      <w:r>
+        <w:t xml:space="preserve">      final currentBook = ref.read(activeBookProvider);</w:t>
+      </w:r>
+    </w:p>
+    <w:p>
+      <w:r>
+        <w:t xml:space="preserve">      if (currentBook != null) {</w:t>
+      </w:r>
+    </w:p>
+    <w:p>
+      <w:r>
+        <w:t xml:space="preserve">        _box.write('scroll_page_${currentBook.id}', topItem.index);</w:t>
+      </w:r>
+    </w:p>
+    <w:p>
+      <w:r>
+        <w:t xml:space="preserve">        // </w:t>
+      </w:r>
+      <w:r>
+        <w:rPr>
+          <w:rtl/>
+        </w:rPr>
+        <w:t>ذخیره آفست دقیق لبه آیتم برای بازگشت بی‌نقص به همان نقطه از صفحه</w:t>
+      </w:r>
+    </w:p>
+    <w:p>
+      <w:r>
+        <w:t xml:space="preserve">        _box.write('scroll_align_${currentBook.id}', topItem.itemLeadingEdge);</w:t>
+      </w:r>
+    </w:p>
+    <w:p>
+      <w:r>
+        <w:t xml:space="preserve">      }</w:t>
+      </w:r>
+    </w:p>
+    <w:p>
+      <w:r>
+        <w:t xml:space="preserve">    });</w:t>
+      </w:r>
+    </w:p>
+    <w:p>
+      <w:r>
+        <w:t xml:space="preserve">  });</w:t>
+      </w:r>
+    </w:p>
+    <w:p/>
+    <w:p>
+      <w:r>
+        <w:t xml:space="preserve">  WidgetsBinding.instance.addPostFrameCallback((_) async {</w:t>
+      </w:r>
+    </w:p>
+    <w:p>
+      <w:r>
+        <w:t xml:space="preserve">    if (!mounted) return;</w:t>
+      </w:r>
+    </w:p>
+    <w:p>
+      <w:pPr>
+        <w:bidi/>
+      </w:pPr>
+    </w:p>
+    <w:p>
+      <w:pPr>
+        <w:bidi/>
+      </w:pPr>
+      <w:r>
+        <w:t xml:space="preserve">    // </w:t>
+      </w:r>
+      <w:r>
+        <w:rPr>
+          <w:rFonts w:ascii="Segoe UI Emoji" w:hAnsi="Segoe UI Emoji" w:cs="Segoe UI Emoji"/>
+        </w:rPr>
+        <w:t>🌟</w:t>
+      </w:r>
+      <w:r>
+        <w:t xml:space="preserve"> </w:t>
+      </w:r>
+      <w:r>
+        <w:rPr>
+          <w:rtl/>
+        </w:rPr>
+        <w:t>ترفند</w:t>
+      </w:r>
+      <w:r>
+        <w:t xml:space="preserve"> Opacity 0 </w:t>
+      </w:r>
+      <w:r>
+        <w:rPr>
+          <w:rtl/>
+        </w:rPr>
+        <w:t>برای رندر بی‌صدا</w:t>
+      </w:r>
+      <w:r>
+        <w:t>:</w:t>
+      </w:r>
+    </w:p>
+    <w:p>
+      <w:pPr>
+        <w:bidi/>
+      </w:pPr>
+      <w:r>
+        <w:t xml:space="preserve">    // </w:t>
+      </w:r>
+      <w:r>
+        <w:rPr>
+          <w:rtl/>
+        </w:rPr>
+        <w:t>چون پکیج اسکرول در ابتدا یک</w:t>
+      </w:r>
+      <w:r>
+        <w:t xml:space="preserve"> Transition </w:t>
+      </w:r>
+      <w:r>
+        <w:rPr>
+          <w:rtl/>
+        </w:rPr>
+        <w:t>بین دو لیست داخلی خود ایجاد میکند که باعث پرش عجیبی می‌شود،</w:t>
+      </w:r>
+    </w:p>
+    <w:p>
+      <w:pPr>
+        <w:bidi/>
+      </w:pPr>
+      <w:r>
+        <w:t xml:space="preserve">    // </w:t>
+      </w:r>
+      <w:r>
+        <w:rPr>
+          <w:rtl/>
+        </w:rPr>
+        <w:t>ابتدا در حالت کاملاً نامرئی پرش</w:t>
+      </w:r>
+      <w:r>
+        <w:t xml:space="preserve"> (jumpTo) </w:t>
+      </w:r>
+      <w:r>
+        <w:rPr>
+          <w:rtl/>
+        </w:rPr>
+        <w:t>را انجام می‌دهیم تا تعاملات اولیه مخفی بماند</w:t>
+      </w:r>
+      <w:r>
+        <w:t>.</w:t>
+      </w:r>
+    </w:p>
+    <w:p>
+      <w:r>
+        <w:t xml:space="preserve">    if (_itemScrollController.isAttached &amp;&amp; _savedIndex &gt; 0) {</w:t>
+      </w:r>
+    </w:p>
+    <w:p>
+      <w:r>
+        <w:t xml:space="preserve">      final safeIndex = _savedIndex &lt; widget.documentPages.length ? _savedIndex : 0;</w:t>
+      </w:r>
+    </w:p>
+    <w:p>
+      <w:r>
+        <w:t xml:space="preserve">      _itemScrollController.jumpTo(</w:t>
+      </w:r>
+    </w:p>
+    <w:p>
+      <w:r>
+        <w:t xml:space="preserve">        index: safeIndex,</w:t>
+      </w:r>
+    </w:p>
+    <w:p>
+      <w:r>
+        <w:t xml:space="preserve">        alignment: _savedAlignment,</w:t>
+      </w:r>
+    </w:p>
+    <w:p>
+      <w:r>
+        <w:t xml:space="preserve">      );</w:t>
+      </w:r>
+    </w:p>
+    <w:p>
+      <w:r>
+        <w:t xml:space="preserve">    }</w:t>
+      </w:r>
+    </w:p>
+    <w:p>
+      <w:pPr>
+        <w:bidi/>
+      </w:pPr>
+    </w:p>
+    <w:p>
+      <w:pPr>
+        <w:bidi/>
+      </w:pPr>
+      <w:r>
+        <w:t xml:space="preserve">    // </w:t>
+      </w:r>
+      <w:r>
+        <w:rPr>
+          <w:rtl/>
+        </w:rPr>
+        <w:t>صبر کوتاه (</w:t>
+      </w:r>
+      <w:r>
+        <w:rPr>
+          <w:rtl/>
+          <w:lang w:bidi="fa-IR"/>
+        </w:rPr>
+        <w:t>۸۰</w:t>
+      </w:r>
+      <w:r>
+        <w:rPr>
+          <w:rtl/>
+        </w:rPr>
+        <w:t xml:space="preserve"> میلی‌ثانیه) تا فرآیند جابه‌جایی داخلی پکیج اسکرول کاملاً پایدار شود</w:t>
+      </w:r>
+    </w:p>
+    <w:p>
+      <w:r>
+        <w:lastRenderedPageBreak/>
+        <w:t xml:space="preserve">    await Future.delayed(const Duration(milliseconds: 80));</w:t>
+      </w:r>
+    </w:p>
+    <w:p>
+      <w:r>
+        <w:t xml:space="preserve">    if (!mounted) return;</w:t>
+      </w:r>
+    </w:p>
+    <w:p/>
+    <w:p>
+      <w:r>
+        <w:t xml:space="preserve">    // </w:t>
+      </w:r>
+      <w:r>
+        <w:rPr>
+          <w:rtl/>
+        </w:rPr>
+        <w:t>حالا که جابه‌جایی تمام شده، صفحه را با خیال راحت به کاربر نشان می‌دهیم (بدون ذره‌ای پرش)</w:t>
+      </w:r>
+    </w:p>
+    <w:p>
+      <w:r>
+        <w:t xml:space="preserve">    setState(() =&gt; _isReady = true);</w:t>
+      </w:r>
+    </w:p>
+    <w:p/>
+    <w:p>
+      <w:r>
+        <w:t xml:space="preserve">    // </w:t>
+      </w:r>
+      <w:r>
+        <w:rPr>
+          <w:rtl/>
+        </w:rPr>
+        <w:t>اگر هدف جستجویی از قبل مشخص شده، فرآیند اسکرول نقطه‌ای به آن را استارت می‌زنیم</w:t>
+      </w:r>
+    </w:p>
+    <w:p>
+      <w:r>
+        <w:t xml:space="preserve">    WidgetsBinding.instance.addPostFrameCallback(</w:t>
+      </w:r>
+    </w:p>
+    <w:p>
+      <w:r>
+        <w:t xml:space="preserve">      (_) =&gt; _ensureTargetVisible(expectedSignature: _lastBuiltTargetSignature),</w:t>
+      </w:r>
+    </w:p>
+    <w:p>
+      <w:r>
+        <w:t xml:space="preserve">    );</w:t>
+      </w:r>
+    </w:p>
+    <w:p>
+      <w:r>
+        <w:t xml:space="preserve">  });</w:t>
+      </w:r>
+    </w:p>
+    <w:p>
+      <w:r>
+        <w:t>}</w:t>
+      </w:r>
+    </w:p>
+    <w:p>
+      <w:pPr>
+        <w:bidi/>
+        <w:rPr>
+          <w:b/>
+          <w:bCs/>
+          <w:rtl/>
+        </w:rPr>
+      </w:pPr>
+      <w:r>
+        <w:rPr>
+          <w:b/>
+          <w:bCs/>
+          <w:rtl/>
+          <w:lang w:bidi="fa-IR"/>
+        </w:rPr>
+        <w:t xml:space="preserve">۲. </w:t>
+      </w:r>
+      <w:r>
+        <w:rPr>
+          <w:b/>
+          <w:bCs/>
+          <w:rtl/>
+        </w:rPr>
+        <w:t>موتور اسکرول دقیق به هدف جستجو (منطق هندسی لنگر ثابت)</w:t>
+      </w:r>
+    </w:p>
+    <w:p>
+      <w:pPr>
+        <w:bidi/>
+        <w:rPr>
+          <w:rtl/>
+        </w:rPr>
+      </w:pPr>
+      <w:r>
+        <w:rPr>
+          <w:rtl/>
+        </w:rPr>
+        <w:t xml:space="preserve">یکی از بخش‌های بسیار پیچیده کد شما، اسکرول دقیق به کلمه یا کادر جای‌خالی پیدا شده است. از آنجا که </w:t>
+      </w:r>
+      <w:r>
+        <w:t>pixels</w:t>
+      </w:r>
+      <w:r>
+        <w:rPr>
+          <w:rtl/>
+        </w:rPr>
+        <w:t xml:space="preserve"> در این پکیج همیشه صفر است، کد با استفاده از ماتریس تبدیل هندسی نسبت به یک لنگر ثابت کار می‌کند:</w:t>
+      </w:r>
+    </w:p>
+    <w:p>
+      <w:pPr>
+        <w:bidi/>
+        <w:rPr>
+          <w:rtl/>
+        </w:rPr>
+      </w:pPr>
+      <w:r>
+        <w:t>Dart</w:t>
+      </w:r>
+    </w:p>
+    <w:p>
+      <w:pPr>
+        <w:bidi/>
+      </w:pPr>
+      <w:r>
+        <w:t xml:space="preserve">// ── </w:t>
+      </w:r>
+      <w:r>
+        <w:rPr>
+          <w:rtl/>
+        </w:rPr>
+        <w:t>محاسبه هندسی موقعیت هدف مستقل از وضعیت فعلی اسکرول</w:t>
+      </w:r>
+      <w:r>
+        <w:t xml:space="preserve"> ───────────────────────</w:t>
+      </w:r>
+    </w:p>
+    <w:p/>
+    <w:p>
+      <w:r>
+        <w:t>bool _scrollToRenderContext(BuildContext targetContext, int pageIndex) {</w:t>
+      </w:r>
+    </w:p>
+    <w:p>
+      <w:r>
+        <w:t xml:space="preserve">  // </w:t>
+      </w:r>
+      <w:r>
+        <w:rPr>
+          <w:rtl/>
+          <w:lang w:bidi="fa-IR"/>
+        </w:rPr>
+        <w:t>۱</w:t>
+      </w:r>
+      <w:r>
+        <w:t xml:space="preserve">. </w:t>
+      </w:r>
+      <w:r>
+        <w:rPr>
+          <w:rtl/>
+        </w:rPr>
+        <w:t>استخراج</w:t>
+      </w:r>
+      <w:r>
+        <w:t xml:space="preserve"> RenderBox </w:t>
+      </w:r>
+      <w:r>
+        <w:rPr>
+          <w:rtl/>
+        </w:rPr>
+        <w:t>هدف (کلمه یا کادر پیدا شده)</w:t>
+      </w:r>
+    </w:p>
+    <w:p>
+      <w:r>
+        <w:t xml:space="preserve">  final RenderObject? targetRO = targetContext.findRenderObject();</w:t>
+      </w:r>
+    </w:p>
+    <w:p>
+      <w:r>
+        <w:t xml:space="preserve">  if (targetRO == null || targetRO is! RenderBox || !targetRO.attached || !targetRO.hasSize) return false;</w:t>
+      </w:r>
+    </w:p>
+    <w:p/>
+    <w:p>
+      <w:r>
+        <w:t xml:space="preserve">  // </w:t>
+      </w:r>
+      <w:r>
+        <w:rPr>
+          <w:rtl/>
+          <w:lang w:bidi="fa-IR"/>
+        </w:rPr>
+        <w:t>۲</w:t>
+      </w:r>
+      <w:r>
+        <w:t xml:space="preserve">. </w:t>
+      </w:r>
+      <w:r>
+        <w:rPr>
+          <w:rtl/>
+        </w:rPr>
+        <w:t>استخراج</w:t>
+      </w:r>
+      <w:r>
+        <w:t xml:space="preserve"> RenderBox </w:t>
+      </w:r>
+      <w:r>
+        <w:rPr>
+          <w:rtl/>
+        </w:rPr>
+        <w:t>صفحه والد به عنوان لنگرگاه ثابت</w:t>
+      </w:r>
+      <w:r>
+        <w:t xml:space="preserve"> (Anchor)</w:t>
+      </w:r>
+    </w:p>
+    <w:p>
+      <w:r>
+        <w:t xml:space="preserve">  // </w:t>
+      </w:r>
+      <w:r>
+        <w:rPr>
+          <w:rtl/>
+        </w:rPr>
+        <w:t>این لنگر کمک میکند فاصله را مستقل از اینکه در حال حاضر چقدر اسکرول کرده‌ایم بسنجیم</w:t>
+      </w:r>
+    </w:p>
+    <w:p>
+      <w:r>
+        <w:t xml:space="preserve">  final RenderObject? pageRO = _pageAnchorKey.currentContext?.findRenderObject();</w:t>
+      </w:r>
+    </w:p>
+    <w:p>
+      <w:r>
+        <w:t xml:space="preserve">  if (pageRO == null || pageRO is! RenderBox || !pageRO.attached || !pageRO.hasSize) return false;</w:t>
+      </w:r>
+    </w:p>
+    <w:p/>
+    <w:p>
+      <w:r>
+        <w:t xml:space="preserve">  final ScrollableState? scrollable = Scrollable.maybeOf(targetContext);</w:t>
+      </w:r>
+    </w:p>
+    <w:p>
+      <w:r>
+        <w:lastRenderedPageBreak/>
+        <w:t xml:space="preserve">  if (scrollable == null) return false;</w:t>
+      </w:r>
+    </w:p>
+    <w:p/>
+    <w:p>
+      <w:r>
+        <w:t xml:space="preserve">  final RenderObject? viewportRO = scrollable.context.findRenderObject();</w:t>
+      </w:r>
+    </w:p>
+    <w:p>
+      <w:r>
+        <w:t xml:space="preserve">  if (viewportRO == null || viewportRO is! RenderBox || !viewportRO.hasSize) return false;</w:t>
+      </w:r>
+    </w:p>
+    <w:p>
+      <w:pPr>
+        <w:bidi/>
+      </w:pPr>
+    </w:p>
+    <w:p>
+      <w:pPr>
+        <w:bidi/>
+      </w:pPr>
+      <w:r>
+        <w:t xml:space="preserve">  // </w:t>
+      </w:r>
+      <w:r>
+        <w:rPr>
+          <w:rFonts w:ascii="Segoe UI Emoji" w:hAnsi="Segoe UI Emoji" w:cs="Segoe UI Emoji"/>
+        </w:rPr>
+        <w:t>🌟</w:t>
+      </w:r>
+      <w:r>
+        <w:t xml:space="preserve"> </w:t>
+      </w:r>
+      <w:r>
+        <w:rPr>
+          <w:rtl/>
+        </w:rPr>
+        <w:t>جادوی ماتریس تبدیل: محاسبه دقیق فاصله عمودی</w:t>
+      </w:r>
+      <w:r>
+        <w:t xml:space="preserve"> (dy) </w:t>
+      </w:r>
+      <w:r>
+        <w:rPr>
+          <w:rtl/>
+        </w:rPr>
+        <w:t>هدف نسبت به بالای خودِ صفحه</w:t>
+      </w:r>
+    </w:p>
+    <w:p>
+      <w:r>
+        <w:t xml:space="preserve">  final Matrix4 transform = targetRO.getTransformTo(pageRO);</w:t>
+      </w:r>
+    </w:p>
+    <w:p>
+      <w:r>
+        <w:t xml:space="preserve">  final double offsetWithinPage = MatrixUtils.transformPoint(transform, Offset.zero).dy;</w:t>
+      </w:r>
+    </w:p>
+    <w:p>
+      <w:r>
+        <w:t xml:space="preserve">  final double viewportHeight = viewportRO.size.height;</w:t>
+      </w:r>
+    </w:p>
+    <w:p>
+      <w:pPr>
+        <w:bidi/>
+      </w:pPr>
+      <w:r>
+        <w:t xml:space="preserve">  </w:t>
+      </w:r>
+    </w:p>
+    <w:p>
+      <w:pPr>
+        <w:bidi/>
+      </w:pPr>
+      <w:r>
+        <w:t xml:space="preserve">  // </w:t>
+      </w:r>
+      <w:r>
+        <w:rPr>
+          <w:rtl/>
+        </w:rPr>
+        <w:t>تنظیم یک تراز دلخواه (</w:t>
+      </w:r>
+      <w:r>
+        <w:rPr>
+          <w:rtl/>
+          <w:lang w:bidi="fa-IR"/>
+        </w:rPr>
+        <w:t>۱۵</w:t>
+      </w:r>
+      <w:r>
+        <w:rPr>
+          <w:rFonts w:ascii="Arial" w:hAnsi="Arial" w:cs="Arial" w:hint="cs"/>
+          <w:rtl/>
+          <w:lang w:bidi="fa-IR"/>
+        </w:rPr>
+        <w:t>٪</w:t>
+      </w:r>
+      <w:r>
+        <w:rPr>
+          <w:rtl/>
+        </w:rPr>
+        <w:t xml:space="preserve"> از لبه بالای صفحه) تا متن پیدا شده زیر نوار ابزار یا هدر اپلیکیشن مخفی نشود</w:t>
+      </w:r>
+    </w:p>
+    <w:p>
+      <w:r>
+        <w:t xml:space="preserve">  const double desiredAlignment = 0.15; </w:t>
+      </w:r>
+    </w:p>
+    <w:p>
+      <w:pPr>
+        <w:bidi/>
+      </w:pPr>
+    </w:p>
+    <w:p>
+      <w:pPr>
+        <w:bidi/>
+      </w:pPr>
+      <w:r>
+        <w:t xml:space="preserve">  // </w:t>
+      </w:r>
+      <w:r>
+        <w:rPr>
+          <w:rtl/>
+        </w:rPr>
+        <w:t>تبدیل آفست پیکسلی به مقدار درصدی</w:t>
+      </w:r>
+      <w:r>
+        <w:t xml:space="preserve"> (Alignment) </w:t>
+      </w:r>
+      <w:r>
+        <w:rPr>
+          <w:rtl/>
+        </w:rPr>
+        <w:t>مورد نیاز پکیج اسکرول</w:t>
+      </w:r>
+    </w:p>
+    <w:p>
+      <w:r>
+        <w:t xml:space="preserve">  final double alignment = desiredAlignment - (offsetWithinPage / viewportHeight);</w:t>
+      </w:r>
+    </w:p>
+    <w:p/>
+    <w:p>
+      <w:r>
+        <w:t xml:space="preserve">  try {</w:t>
+      </w:r>
+    </w:p>
+    <w:p>
+      <w:r>
+        <w:t xml:space="preserve">    // </w:t>
+      </w:r>
+      <w:r>
+        <w:rPr>
+          <w:rtl/>
+        </w:rPr>
+        <w:t>سپردن کار نهایی جابه‌جایی انیمیت‌شده به خود پکیج با استفاده از الایمنت محاسبه شده</w:t>
+      </w:r>
+    </w:p>
+    <w:p>
+      <w:r>
+        <w:t xml:space="preserve">    _itemScrollController.scrollTo(</w:t>
+      </w:r>
+    </w:p>
+    <w:p>
+      <w:r>
+        <w:t xml:space="preserve">      index: pageIndex,</w:t>
+      </w:r>
+    </w:p>
+    <w:p>
+      <w:r>
+        <w:t xml:space="preserve">      alignment: alignment,</w:t>
+      </w:r>
+    </w:p>
+    <w:p>
+      <w:r>
+        <w:t xml:space="preserve">      duration: const Duration(milliseconds: 400),</w:t>
+      </w:r>
+    </w:p>
+    <w:p>
+      <w:r>
+        <w:t xml:space="preserve">      curve: Curves.easeInOutCubic,</w:t>
+      </w:r>
+    </w:p>
+    <w:p>
+      <w:r>
+        <w:t xml:space="preserve">    );</w:t>
+      </w:r>
+    </w:p>
+    <w:p>
+      <w:r>
+        <w:t xml:space="preserve">  } catch (e) {</w:t>
+      </w:r>
+    </w:p>
+    <w:p>
+      <w:r>
+        <w:t xml:space="preserve">    return false;</w:t>
+      </w:r>
+    </w:p>
+    <w:p>
+      <w:r>
+        <w:t xml:space="preserve">  }</w:t>
+      </w:r>
+    </w:p>
+    <w:p>
+      <w:r>
+        <w:t xml:space="preserve">  return true;</w:t>
+      </w:r>
+    </w:p>
+    <w:p>
+      <w:r>
+        <w:t>}</w:t>
+      </w:r>
+    </w:p>
+    <w:p>
+      <w:pPr>
+        <w:rPr>
+          <w:rtl/>
+        </w:rPr>
+      </w:pPr>
+      <w:r>
+        <w:t>Dart</w:t>
+      </w:r>
+    </w:p>
+    <w:p>
+      <w:pPr>
+        <w:bidi/>
+      </w:pPr>
+      <w:r>
+        <w:lastRenderedPageBreak/>
+        <w:t xml:space="preserve">// ── </w:t>
+      </w:r>
+      <w:r>
+        <w:rPr>
+          <w:rtl/>
+        </w:rPr>
+        <w:t>مدیریت امضای هدف و لغو درخواست‌های منسوخ شده جستجو</w:t>
+      </w:r>
+      <w:r>
+        <w:t xml:space="preserve"> ─────────────────────────</w:t>
+      </w:r>
+    </w:p>
+    <w:p>
+      <w:pPr>
+        <w:bidi/>
+      </w:pPr>
+    </w:p>
+    <w:p>
+      <w:r>
+        <w:t>void _ensureTargetVisible({String? expectedSignature}) {</w:t>
+      </w:r>
+    </w:p>
+    <w:p>
+      <w:pPr>
+        <w:bidi/>
+      </w:pPr>
+      <w:r>
+        <w:t xml:space="preserve">  // </w:t>
+      </w:r>
+      <w:r>
+        <w:rPr>
+          <w:rtl/>
+        </w:rPr>
+        <w:t>اختصاص یک شناسه یکتا به هر درخواست؛ اگر کاربر سریعاً روی دکمه بعدی کلیک کند،</w:t>
+      </w:r>
+    </w:p>
+    <w:p>
+      <w:pPr>
+        <w:bidi/>
+      </w:pPr>
+      <w:r>
+        <w:t xml:space="preserve">  // </w:t>
+      </w:r>
+      <w:r>
+        <w:rPr>
+          <w:rtl/>
+        </w:rPr>
+        <w:t>درخواست قبلی لغو شده و انیمیشن آن مزاحم هدف جدید نمی‌شود</w:t>
+      </w:r>
+      <w:r>
+        <w:t>.</w:t>
+      </w:r>
+    </w:p>
+    <w:p>
+      <w:r>
+        <w:t xml:space="preserve">  final int myRequestId = ++_scrollRequestId;</w:t>
+      </w:r>
+    </w:p>
+    <w:p>
+      <w:r>
+        <w:t xml:space="preserve">  int attempts = 0;</w:t>
+      </w:r>
+    </w:p>
+    <w:p/>
+    <w:p>
+      <w:r>
+        <w:t xml:space="preserve">  void tryScroll() {</w:t>
+      </w:r>
+    </w:p>
+    <w:p>
+      <w:r>
+        <w:t xml:space="preserve">    if (!mounted) return;</w:t>
+      </w:r>
+    </w:p>
+    <w:p>
+      <w:r>
+        <w:t xml:space="preserve">    if (myRequestId != _scrollRequestId) return; // </w:t>
+      </w:r>
+      <w:r>
+        <w:rPr>
+          <w:rtl/>
+        </w:rPr>
+        <w:t>لغو در صورت منسوخ شدن درخواست</w:t>
+      </w:r>
+    </w:p>
+    <w:p>
+      <w:pPr>
+        <w:bidi/>
+      </w:pPr>
+    </w:p>
+    <w:p>
+      <w:pPr>
+        <w:bidi/>
+      </w:pPr>
+      <w:r>
+        <w:t xml:space="preserve">    // </w:t>
+      </w:r>
+      <w:r>
+        <w:rPr>
+          <w:rFonts w:ascii="Segoe UI Emoji" w:hAnsi="Segoe UI Emoji" w:cs="Segoe UI Emoji"/>
+        </w:rPr>
+        <w:t>🌟</w:t>
+      </w:r>
+      <w:r>
+        <w:t xml:space="preserve"> </w:t>
+      </w:r>
+      <w:r>
+        <w:rPr>
+          <w:rtl/>
+        </w:rPr>
+        <w:t>منطق امضای هدف</w:t>
+      </w:r>
+      <w:r>
+        <w:t xml:space="preserve"> (Signature Match):</w:t>
+      </w:r>
+    </w:p>
+    <w:p>
+      <w:pPr>
+        <w:bidi/>
+      </w:pPr>
+      <w:r>
+        <w:t xml:space="preserve">    // </w:t>
+      </w:r>
+      <w:r>
+        <w:rPr>
+          <w:rtl/>
+        </w:rPr>
+        <w:t>بررسی می‌کند که آیا ویجت تری واقعاً با داده‌های هدف جدید رندر شده است یا هنوز</w:t>
+      </w:r>
+      <w:r>
+        <w:t xml:space="preserve"> </w:t>
+      </w:r>
+    </w:p>
+    <w:p>
+      <w:pPr>
+        <w:bidi/>
+      </w:pPr>
+      <w:r>
+        <w:t xml:space="preserve">    // </w:t>
+      </w:r>
+      <w:r>
+        <w:rPr>
+          <w:rtl/>
+        </w:rPr>
+        <w:t>کانتکست</w:t>
+      </w:r>
+      <w:r>
+        <w:t xml:space="preserve"> (Context) </w:t>
+      </w:r>
+      <w:r>
+        <w:rPr>
+          <w:rtl/>
+        </w:rPr>
+        <w:t>باقی‌مانده از هدف قبلی در دست است</w:t>
+      </w:r>
+      <w:r>
+        <w:t>.</w:t>
+      </w:r>
+    </w:p>
+    <w:p>
+      <w:r>
+        <w:t xml:space="preserve">    final bool targetIsBuilt = expectedSignature == null || expectedSignature == _lastBuiltTargetSignature;</w:t>
+      </w:r>
+    </w:p>
+    <w:p>
+      <w:pPr>
+        <w:bidi/>
+      </w:pPr>
+    </w:p>
+    <w:p>
+      <w:pPr>
+        <w:bidi/>
+      </w:pPr>
+      <w:r>
+        <w:t xml:space="preserve">    // </w:t>
+      </w:r>
+      <w:r>
+        <w:rPr>
+          <w:rtl/>
+        </w:rPr>
+        <w:t>اولویت اول: اسکرول به کلمه دقیق کادر</w:t>
+      </w:r>
+      <w:r>
+        <w:t xml:space="preserve"> (exactMatchKey)</w:t>
+      </w:r>
+      <w:r>
+        <w:rPr>
+          <w:rtl/>
+        </w:rPr>
+        <w:t>، اولویت دوم: پاراگراف والد</w:t>
+      </w:r>
+      <w:r>
+        <w:t xml:space="preserve"> (fallbackParaKey)</w:t>
+      </w:r>
+    </w:p>
+    <w:p>
+      <w:r>
+        <w:t xml:space="preserve">    final targetContext = targetIsBuilt</w:t>
+      </w:r>
+    </w:p>
+    <w:p>
+      <w:r>
+        <w:t xml:space="preserve">        ? (_exactMatchKey.currentContext ?? _fallbackParaKey.currentContext)</w:t>
+      </w:r>
+    </w:p>
+    <w:p>
+      <w:r>
+        <w:t xml:space="preserve">        : null; </w:t>
+      </w:r>
+    </w:p>
+    <w:p/>
+    <w:p>
+      <w:r>
+        <w:t xml:space="preserve">    bool handled = false;</w:t>
+      </w:r>
+    </w:p>
+    <w:p>
+      <w:r>
+        <w:t xml:space="preserve">    if (targetContext != null &amp;&amp; _lastBuiltTargetPageIndex != null) {</w:t>
+      </w:r>
+    </w:p>
+    <w:p>
+      <w:r>
+        <w:t xml:space="preserve">      try {</w:t>
+      </w:r>
+    </w:p>
+    <w:p>
+      <w:r>
+        <w:t xml:space="preserve">        handled = _scrollToRenderContext(targetContext, _lastBuiltTargetPageIndex!);</w:t>
+      </w:r>
+    </w:p>
+    <w:p>
+      <w:r>
+        <w:t xml:space="preserve">      } catch (e) {</w:t>
+      </w:r>
+    </w:p>
+    <w:p>
+      <w:r>
+        <w:t xml:space="preserve">        debugPrint("</w:t>
+      </w:r>
+      <w:r>
+        <w:rPr>
+          <w:rtl/>
+        </w:rPr>
+        <w:t>خطا در اسکرول</w:t>
+      </w:r>
+      <w:r>
+        <w:t>: $e");</w:t>
+      </w:r>
+    </w:p>
+    <w:p>
+      <w:r>
+        <w:lastRenderedPageBreak/>
+        <w:t xml:space="preserve">      }</w:t>
+      </w:r>
+    </w:p>
+    <w:p>
+      <w:r>
+        <w:t xml:space="preserve">    }</w:t>
+      </w:r>
+    </w:p>
+    <w:p>
+      <w:pPr>
+        <w:bidi/>
+      </w:pPr>
+    </w:p>
+    <w:p>
+      <w:pPr>
+        <w:bidi/>
+      </w:pPr>
+      <w:r>
+        <w:t xml:space="preserve">    // </w:t>
+      </w:r>
+      <w:r>
+        <w:rPr>
+          <w:rtl/>
+        </w:rPr>
+        <w:t xml:space="preserve">اگر المان هنوز رندر نشده یا در حال لود است، تا </w:t>
+      </w:r>
+      <w:r>
+        <w:rPr>
+          <w:rtl/>
+          <w:lang w:bidi="fa-IR"/>
+        </w:rPr>
+        <w:t>۲۰</w:t>
+      </w:r>
+      <w:r>
+        <w:rPr>
+          <w:rtl/>
+        </w:rPr>
+        <w:t xml:space="preserve"> مرتبه هر </w:t>
+      </w:r>
+      <w:r>
+        <w:rPr>
+          <w:rtl/>
+          <w:lang w:bidi="fa-IR"/>
+        </w:rPr>
+        <w:t>۵۰</w:t>
+      </w:r>
+      <w:r>
+        <w:rPr>
+          <w:rtl/>
+        </w:rPr>
+        <w:t xml:space="preserve"> میلی‌ثانیه یک‌بار مجدد تلاش می‌کند</w:t>
+      </w:r>
+    </w:p>
+    <w:p>
+      <w:r>
+        <w:t xml:space="preserve">    if (!handled) {</w:t>
+      </w:r>
+    </w:p>
+    <w:p>
+      <w:r>
+        <w:t xml:space="preserve">      attempts++;</w:t>
+      </w:r>
+    </w:p>
+    <w:p>
+      <w:r>
+        <w:t xml:space="preserve">      if (attempts &lt; 20) {</w:t>
+      </w:r>
+    </w:p>
+    <w:p>
+      <w:r>
+        <w:t xml:space="preserve">        Future.delayed(const Duration(milliseconds: 50), () {</w:t>
+      </w:r>
+    </w:p>
+    <w:p>
+      <w:r>
+        <w:t xml:space="preserve">          if (myRequestId != _scrollRequestId) return;</w:t>
+      </w:r>
+    </w:p>
+    <w:p>
+      <w:r>
+        <w:t xml:space="preserve">          tryScroll();</w:t>
+      </w:r>
+    </w:p>
+    <w:p>
+      <w:r>
+        <w:t xml:space="preserve">        });</w:t>
+      </w:r>
+    </w:p>
+    <w:p>
+      <w:r>
+        <w:t xml:space="preserve">      }</w:t>
+      </w:r>
+    </w:p>
+    <w:p>
+      <w:r>
+        <w:t xml:space="preserve">    }</w:t>
+      </w:r>
+    </w:p>
+    <w:p>
+      <w:r>
+        <w:t xml:space="preserve">  }</w:t>
+      </w:r>
+    </w:p>
+    <w:p/>
+    <w:p>
+      <w:r>
+        <w:t xml:space="preserve">  // </w:t>
+      </w:r>
+      <w:r>
+        <w:rPr>
+          <w:rtl/>
+        </w:rPr>
+        <w:t>اجرا در فریم بعدی جهت اطمینان از اتمام چرخه چیدمان</w:t>
+      </w:r>
+      <w:r>
+        <w:t xml:space="preserve"> (Layout Cycle) </w:t>
+      </w:r>
+      <w:r>
+        <w:rPr>
+          <w:rtl/>
+        </w:rPr>
+        <w:t>فعلی فلاتر</w:t>
+      </w:r>
+    </w:p>
+    <w:p>
+      <w:r>
+        <w:t xml:space="preserve">  WidgetsBinding.instance.addPostFrameCallback((_) {</w:t>
+      </w:r>
+    </w:p>
+    <w:p>
+      <w:r>
+        <w:t xml:space="preserve">    if (myRequestId != _scrollRequestId) return;</w:t>
+      </w:r>
+    </w:p>
+    <w:p>
+      <w:r>
+        <w:t xml:space="preserve">    tryScroll();</w:t>
+      </w:r>
+    </w:p>
+    <w:p>
+      <w:r>
+        <w:t xml:space="preserve">  });</w:t>
+      </w:r>
+    </w:p>
+    <w:p>
+      <w:r>
+        <w:t>}</w:t>
+      </w:r>
+    </w:p>
+    <w:p>
+      <w:pPr>
+        <w:bidi/>
+        <w:rPr>
+          <w:b/>
+          <w:bCs/>
+          <w:rtl/>
+        </w:rPr>
+      </w:pPr>
+      <w:r>
+        <w:rPr>
+          <w:b/>
+          <w:bCs/>
+          <w:rtl/>
+          <w:lang w:bidi="fa-IR"/>
+        </w:rPr>
+        <w:t xml:space="preserve">۳. </w:t>
+      </w:r>
+      <w:r>
+        <w:rPr>
+          <w:b/>
+          <w:bCs/>
+          <w:rtl/>
+        </w:rPr>
+        <w:t>بهینه‌سازی رندر، کش محلی صفحات و تنظیم هوشمند محدوده کش (</w:t>
+      </w:r>
+      <w:r>
+        <w:rPr>
+          <w:b/>
+          <w:bCs/>
+        </w:rPr>
+        <w:t>BookPageWidget</w:t>
+      </w:r>
+      <w:r>
+        <w:rPr>
+          <w:b/>
+          <w:bCs/>
+          <w:rtl/>
+        </w:rPr>
+        <w:t>)</w:t>
+      </w:r>
+    </w:p>
+    <w:p>
+      <w:pPr>
+        <w:bidi/>
+        <w:rPr>
+          <w:rtl/>
+        </w:rPr>
+      </w:pPr>
+      <w:r>
+        <w:rPr>
+          <w:rtl/>
+        </w:rPr>
+        <w:t xml:space="preserve">برای از بین بردن گلوگاه‌های پردازشی لایه </w:t>
+      </w:r>
+      <w:r>
+        <w:t>UI</w:t>
+      </w:r>
+      <w:r>
+        <w:rPr>
+          <w:rtl/>
+        </w:rPr>
+        <w:t>، مقدار کش ویپورت کنترل شده و از تکنیک کش محلی برای مقابله با بازسازی‌های (</w:t>
+      </w:r>
+      <w:r>
+        <w:t>Rebuilds</w:t>
+      </w:r>
+      <w:r>
+        <w:rPr>
+          <w:rtl/>
+        </w:rPr>
+        <w:t>) ناشی از زوم استفاده شده است.</w:t>
+      </w:r>
+    </w:p>
+    <w:p>
+      <w:pPr>
+        <w:bidi/>
+        <w:rPr>
+          <w:rtl/>
+        </w:rPr>
+      </w:pPr>
+      <w:r>
+        <w:t>Dart</w:t>
+      </w:r>
+    </w:p>
+    <w:p>
+      <w:pPr>
+        <w:bidi/>
+      </w:pPr>
+      <w:r>
+        <w:t xml:space="preserve">// ── </w:t>
+      </w:r>
+      <w:r>
+        <w:rPr>
+          <w:rtl/>
+        </w:rPr>
+        <w:t>کنترل محدوده پیش‌رندر و بهینه‌سازی ساختار درختی کتاب</w:t>
+      </w:r>
+      <w:r>
+        <w:t xml:space="preserve"> ───────────────────────</w:t>
+      </w:r>
+    </w:p>
+    <w:p>
+      <w:pPr>
+        <w:bidi/>
+      </w:pPr>
+    </w:p>
+    <w:p>
+      <w:pPr>
+        <w:bidi/>
+      </w:pPr>
+      <w:r>
+        <w:t xml:space="preserve">// </w:t>
+      </w:r>
+      <w:r>
+        <w:rPr>
+          <w:rFonts w:ascii="Segoe UI Emoji" w:hAnsi="Segoe UI Emoji" w:cs="Segoe UI Emoji"/>
+        </w:rPr>
+        <w:t>🌟</w:t>
+      </w:r>
+      <w:r>
+        <w:t xml:space="preserve"> </w:t>
+      </w:r>
+      <w:r>
+        <w:rPr>
+          <w:rtl/>
+        </w:rPr>
+        <w:t>مدیریت کش در لیست اصلی</w:t>
+      </w:r>
+      <w:r>
+        <w:t xml:space="preserve"> (</w:t>
+      </w:r>
+      <w:r>
+        <w:rPr>
+          <w:rtl/>
+        </w:rPr>
+        <w:t>کد موجود در بدنه اصلی</w:t>
+      </w:r>
+      <w:r>
+        <w:t xml:space="preserve"> ReadingCanvasScreen):</w:t>
+      </w:r>
+    </w:p>
+    <w:p>
+      <w:r>
+        <w:t>ScrollablePositionedList.builder(</w:t>
+      </w:r>
+    </w:p>
+    <w:p>
+      <w:pPr>
+        <w:bidi/>
+      </w:pPr>
+      <w:r>
+        <w:lastRenderedPageBreak/>
+        <w:t xml:space="preserve">  // </w:t>
+      </w:r>
+      <w:r>
+        <w:rPr>
+          <w:rtl/>
+        </w:rPr>
+        <w:t>تنظیم محدوده پیش‌رندر روی نصف ارتفاع صفحه</w:t>
+      </w:r>
+      <w:r>
+        <w:t xml:space="preserve"> (0.5).</w:t>
+      </w:r>
+    </w:p>
+    <w:p>
+      <w:pPr>
+        <w:bidi/>
+      </w:pPr>
+      <w:r>
+        <w:t xml:space="preserve">  // </w:t>
+      </w:r>
+      <w:r>
+        <w:rPr>
+          <w:rtl/>
+        </w:rPr>
+        <w:t xml:space="preserve">قبلاً این مقدار </w:t>
+      </w:r>
+      <w:r>
+        <w:rPr>
+          <w:rtl/>
+          <w:lang w:bidi="fa-IR"/>
+        </w:rPr>
+        <w:t>۳</w:t>
+      </w:r>
+      <w:r>
+        <w:rPr>
+          <w:rtl/>
+        </w:rPr>
+        <w:t xml:space="preserve"> برابر ارتفاع صفحه بود؛ از آنجا که هر آیتم خودش یک صفحه کاملِ سنگین شامل</w:t>
+      </w:r>
+    </w:p>
+    <w:p>
+      <w:pPr>
+        <w:bidi/>
+      </w:pPr>
+      <w:r>
+        <w:t xml:space="preserve">  // </w:t>
+      </w:r>
+      <w:r>
+        <w:rPr>
+          <w:rtl/>
+        </w:rPr>
+        <w:t>جدول و دهها پاراگراف است، مقدار قبلی فلاتر را مجبور می‌کرد صدها المان را در یک فریم بسازد</w:t>
+      </w:r>
+      <w:r>
+        <w:t xml:space="preserve"> (</w:t>
+      </w:r>
+      <w:r>
+        <w:rPr>
+          <w:rtl/>
+        </w:rPr>
+        <w:t xml:space="preserve">تا </w:t>
+      </w:r>
+      <w:r>
+        <w:rPr>
+          <w:rtl/>
+          <w:lang w:bidi="fa-IR"/>
+        </w:rPr>
+        <w:t>۱۶۰</w:t>
+      </w:r>
+      <w:r>
+        <w:t xml:space="preserve">ms </w:t>
+      </w:r>
+      <w:r>
+        <w:rPr>
+          <w:rtl/>
+        </w:rPr>
+        <w:t>جنک</w:t>
+      </w:r>
+      <w:r>
+        <w:t>!).</w:t>
+      </w:r>
+    </w:p>
+    <w:p>
+      <w:pPr>
+        <w:bidi/>
+      </w:pPr>
+      <w:r>
+        <w:t xml:space="preserve">  // </w:t>
+      </w:r>
+      <w:r>
+        <w:rPr>
+          <w:rtl/>
+        </w:rPr>
+        <w:t>کاهش آن باعث می‌شود بار پردازش رندر به‌طور متوازن روی فریم‌های مختلف پخش شود</w:t>
+      </w:r>
+      <w:r>
+        <w:t>.</w:t>
+      </w:r>
+    </w:p>
+    <w:p>
+      <w:r>
+        <w:t xml:space="preserve">  minCacheExtent: MediaQuery.of(context).size.height * 0.5,</w:t>
+      </w:r>
+    </w:p>
+    <w:p>
+      <w:r>
+        <w:t xml:space="preserve">  // ...</w:t>
+      </w:r>
+    </w:p>
+    <w:p>
+      <w:r>
+        <w:t>)</w:t>
+      </w:r>
+    </w:p>
+    <w:p>
+      <w:pPr>
+        <w:rPr>
+          <w:rtl/>
+        </w:rPr>
+      </w:pPr>
+      <w:r>
+        <w:t>Dart</w:t>
+      </w:r>
+    </w:p>
+    <w:p>
+      <w:pPr>
+        <w:bidi/>
+      </w:pPr>
+      <w:r>
+        <w:t xml:space="preserve">// ── </w:t>
+      </w:r>
+      <w:r>
+        <w:rPr>
+          <w:rtl/>
+        </w:rPr>
+        <w:t>کش ویجت‌های پاراگراف جهت جلوگیری از پردازش مجدد حین زوم و پن</w:t>
+      </w:r>
+      <w:r>
+        <w:t xml:space="preserve"> ──────────────────</w:t>
+      </w:r>
+    </w:p>
+    <w:p>
+      <w:pPr>
+        <w:bidi/>
+      </w:pPr>
+    </w:p>
+    <w:p>
+      <w:r>
+        <w:t>class _BookPageWidgetState extends ConsumerState&lt;BookPageWidget&gt; with AutomaticKeepAliveClientMixin {</w:t>
+      </w:r>
+    </w:p>
+    <w:p>
+      <w:r>
+        <w:t xml:space="preserve">  @override</w:t>
+      </w:r>
+    </w:p>
+    <w:p>
+      <w:pPr>
+        <w:bidi/>
+      </w:pPr>
+      <w:r>
+        <w:t xml:space="preserve">  bool get wantKeepAlive =&gt; true; // </w:t>
+      </w:r>
+      <w:r>
+        <w:rPr>
+          <w:rtl/>
+        </w:rPr>
+        <w:t>زنده نگه داشتن صفحات خارج از کادر جهت اسکرول روان‌تر</w:t>
+      </w:r>
+    </w:p>
+    <w:p>
+      <w:pPr>
+        <w:bidi/>
+      </w:pPr>
+    </w:p>
+    <w:p>
+      <w:pPr>
+        <w:bidi/>
+      </w:pPr>
+      <w:r>
+        <w:t xml:space="preserve">  // </w:t>
+      </w:r>
+      <w:r>
+        <w:rPr>
+          <w:rFonts w:ascii="Segoe UI Emoji" w:hAnsi="Segoe UI Emoji" w:cs="Segoe UI Emoji"/>
+        </w:rPr>
+        <w:t>🌟</w:t>
+      </w:r>
+      <w:r>
+        <w:t xml:space="preserve"> </w:t>
+      </w:r>
+      <w:r>
+        <w:rPr>
+          <w:rtl/>
+        </w:rPr>
+        <w:t>آرایه کش محلی: وقتی کاربر انگشت خود را برای زوم روی صفحه حرکت می‌دهد،</w:t>
+      </w:r>
+      <w:r>
+        <w:t xml:space="preserve"> </w:t>
+      </w:r>
+    </w:p>
+    <w:p>
+      <w:pPr>
+        <w:bidi/>
+      </w:pPr>
+      <w:r>
+        <w:t xml:space="preserve">  // </w:t>
+      </w:r>
+      <w:r>
+        <w:rPr>
+          <w:rtl/>
+        </w:rPr>
+        <w:t>والد پیاپی</w:t>
+      </w:r>
+      <w:r>
+        <w:t xml:space="preserve"> setState </w:t>
+      </w:r>
+      <w:r>
+        <w:rPr>
+          <w:rtl/>
+        </w:rPr>
+        <w:t>می‌زند. این کش تضمین می‌کند پاراگراف‌ها مجدداً پردازش و مپ نشوند</w:t>
+      </w:r>
+      <w:r>
+        <w:t xml:space="preserve"> (~0ms Rebuild).</w:t>
+      </w:r>
+    </w:p>
+    <w:p>
+      <w:r>
+        <w:t xml:space="preserve">  List&lt;Widget&gt;? _cachedWidgets;</w:t>
+      </w:r>
+    </w:p>
+    <w:p/>
+    <w:p>
+      <w:r>
+        <w:t xml:space="preserve">  @override</w:t>
+      </w:r>
+    </w:p>
+    <w:p>
+      <w:r>
+        <w:t xml:space="preserve">  void didUpdateWidget(BookPageWidget old) {</w:t>
+      </w:r>
+    </w:p>
+    <w:p>
+      <w:r>
+        <w:t xml:space="preserve">    super.didUpdateWidget(old);</w:t>
+      </w:r>
+    </w:p>
+    <w:p>
+      <w:pPr>
+        <w:bidi/>
+      </w:pPr>
+      <w:r>
+        <w:t xml:space="preserve">    // </w:t>
+      </w:r>
+      <w:r>
+        <w:rPr>
+          <w:rtl/>
+        </w:rPr>
+        <w:t>باطل کردن هوشمند کش فقط در صورت تغییرات بنیادی (مانند تغییر کوئری جستجو یا جابه‌جایی ایندکس هدف)</w:t>
+      </w:r>
+    </w:p>
+    <w:p>
+      <w:r>
+        <w:t xml:space="preserve">    if (old.searchSession?.query != widget.searchSession?.query ||</w:t>
+      </w:r>
+    </w:p>
+    <w:p>
+      <w:r>
+        <w:t xml:space="preserve">        old.searchSession?.currentIndex != widget.searchSession?.currentIndex ||</w:t>
+      </w:r>
+    </w:p>
+    <w:p>
+      <w:r>
+        <w:t xml:space="preserve">        old.activeTarget != widget.activeTarget ||</w:t>
+      </w:r>
+    </w:p>
+    <w:p>
+      <w:r>
+        <w:t xml:space="preserve">        old.canvasWidth != widget.canvasWidth ||</w:t>
+      </w:r>
+    </w:p>
+    <w:p>
+      <w:r>
+        <w:t xml:space="preserve">        old.screenWidth != widget.screenWidth ||</w:t>
+      </w:r>
+    </w:p>
+    <w:p>
+      <w:r>
+        <w:t xml:space="preserve">        old.targetKey != widget.targetKey ||</w:t>
+      </w:r>
+    </w:p>
+    <w:p>
+      <w:r>
+        <w:lastRenderedPageBreak/>
+        <w:t xml:space="preserve">        old.exactMatchKey != widget.exactMatchKey) {</w:t>
+      </w:r>
+    </w:p>
+    <w:p>
+      <w:r>
+        <w:t xml:space="preserve">      _cachedWidgets = null; // </w:t>
+      </w:r>
+      <w:r>
+        <w:rPr>
+          <w:rtl/>
+        </w:rPr>
+        <w:t>باطل کردن کش</w:t>
+      </w:r>
+    </w:p>
+    <w:p>
+      <w:r>
+        <w:t xml:space="preserve">    }</w:t>
+      </w:r>
+    </w:p>
+    <w:p>
+      <w:r>
+        <w:t xml:space="preserve">  }</w:t>
+      </w:r>
+    </w:p>
+    <w:p>
+      <w:r>
+        <w:t xml:space="preserve">  </w:t>
+      </w:r>
+    </w:p>
+    <w:p>
+      <w:r>
+        <w:t xml:space="preserve">  // ... </w:t>
+      </w:r>
+      <w:r>
+        <w:rPr>
+          <w:rtl/>
+        </w:rPr>
+        <w:t>بدنه متد ساخت ویجت‌ها که در صورت</w:t>
+      </w:r>
+      <w:r>
+        <w:t xml:space="preserve"> null </w:t>
+      </w:r>
+      <w:r>
+        <w:rPr>
+          <w:rtl/>
+        </w:rPr>
+        <w:t>بودن کش اجرا می‌شود</w:t>
+      </w:r>
+    </w:p>
+    <w:p>
+      <w:r>
+        <w:t>}</w:t>
+      </w:r>
+    </w:p>
+    <w:p>
+      <w:pPr>
+        <w:bidi/>
+        <w:rPr>
+          <w:b/>
+          <w:bCs/>
+          <w:rtl/>
+        </w:rPr>
+      </w:pPr>
+      <w:r>
+        <w:rPr>
+          <w:b/>
+          <w:bCs/>
+          <w:rtl/>
+          <w:lang w:bidi="fa-IR"/>
+        </w:rPr>
+        <w:t xml:space="preserve">۴. </w:t>
+      </w:r>
+      <w:r>
+        <w:rPr>
+          <w:b/>
+          <w:bCs/>
+          <w:rtl/>
+        </w:rPr>
+        <w:t>مهندسی تفکیک وضعیت پلیر صوتی و رزولوشن تصاویر (</w:t>
+      </w:r>
+      <w:r>
+        <w:rPr>
+          <w:b/>
+          <w:bCs/>
+        </w:rPr>
+        <w:t>InlineAudioLink</w:t>
+      </w:r>
+      <w:r>
+        <w:rPr>
+          <w:b/>
+          <w:bCs/>
+          <w:rtl/>
+        </w:rPr>
+        <w:t xml:space="preserve"> &amp; </w:t>
+      </w:r>
+      <w:r>
+        <w:rPr>
+          <w:b/>
+          <w:bCs/>
+        </w:rPr>
+        <w:t>Image</w:t>
+      </w:r>
+      <w:r>
+        <w:rPr>
+          <w:b/>
+          <w:bCs/>
+          <w:rtl/>
+        </w:rPr>
+        <w:t>)</w:t>
+      </w:r>
+    </w:p>
+    <w:p>
+      <w:pPr>
+        <w:bidi/>
+        <w:rPr>
+          <w:rtl/>
+        </w:rPr>
+      </w:pPr>
+      <w:r>
+        <w:rPr>
+          <w:rtl/>
+        </w:rPr>
+        <w:t>این بخش یکی از شاهکارهای بهینه‌سازی کد است. مشکل لرزش شدید صفحه در هنگام اسکرول همزمان با پخش فایل صوتی کاملاً برطرف شده است:</w:t>
+      </w:r>
+    </w:p>
+    <w:p>
+      <w:pPr>
+        <w:bidi/>
+        <w:rPr>
+          <w:rtl/>
+        </w:rPr>
+      </w:pPr>
+      <w:r>
+        <w:t>Dart</w:t>
+      </w:r>
+    </w:p>
+    <w:p>
+      <w:pPr>
+        <w:bidi/>
+      </w:pPr>
+      <w:r>
+        <w:t xml:space="preserve">// ── </w:t>
+      </w:r>
+      <w:r>
+        <w:rPr>
+          <w:rtl/>
+        </w:rPr>
+        <w:t>تفکیک لیسنرهای فرکانس بالا و پایین پلیر صوتی</w:t>
+      </w:r>
+      <w:r>
+        <w:t xml:space="preserve"> ───────────────────────────────</w:t>
+      </w:r>
+    </w:p>
+    <w:p>
+      <w:pPr>
+        <w:bidi/>
+      </w:pPr>
+    </w:p>
+    <w:p>
+      <w:r>
+        <w:t>@override</w:t>
+      </w:r>
+    </w:p>
+    <w:p>
+      <w:r>
+        <w:t>Widget build(BuildContext context, WidgetRef ref) {</w:t>
+      </w:r>
+    </w:p>
+    <w:p>
+      <w:pPr>
+        <w:bidi/>
+      </w:pPr>
+      <w:r>
+        <w:t xml:space="preserve">  // </w:t>
+      </w:r>
+      <w:r>
+        <w:rPr>
+          <w:rFonts w:ascii="Segoe UI Emoji" w:hAnsi="Segoe UI Emoji" w:cs="Segoe UI Emoji"/>
+        </w:rPr>
+        <w:t>🌟</w:t>
+      </w:r>
+      <w:r>
+        <w:t xml:space="preserve"> </w:t>
+      </w:r>
+      <w:r>
+        <w:rPr>
+          <w:rtl/>
+        </w:rPr>
+        <w:t>لیسنرهای فرکانس پایین</w:t>
+      </w:r>
+      <w:r>
+        <w:t xml:space="preserve"> (Low-Frequency Watches):</w:t>
+      </w:r>
+    </w:p>
+    <w:p>
+      <w:pPr>
+        <w:bidi/>
+      </w:pPr>
+      <w:r>
+        <w:t xml:space="preserve">  // </w:t>
+      </w:r>
+      <w:r>
+        <w:rPr>
+          <w:rtl/>
+        </w:rPr>
+        <w:t>استفاده از ساب‌سلکتورهای</w:t>
+      </w:r>
+      <w:r>
+        <w:t xml:space="preserve"> .select </w:t>
+      </w:r>
+      <w:r>
+        <w:rPr>
+          <w:rtl/>
+        </w:rPr>
+        <w:t>ریورپاد باعث می‌شود این ویجت فقط و فقط زمانی بازسازی</w:t>
+      </w:r>
+      <w:r>
+        <w:t xml:space="preserve"> (Rebuild) </w:t>
+      </w:r>
+      <w:r>
+        <w:rPr>
+          <w:rtl/>
+        </w:rPr>
+        <w:t>شود</w:t>
+      </w:r>
+    </w:p>
+    <w:p>
+      <w:pPr>
+        <w:bidi/>
+      </w:pPr>
+      <w:r>
+        <w:t xml:space="preserve">  // </w:t>
+      </w:r>
+      <w:r>
+        <w:rPr>
+          <w:rtl/>
+        </w:rPr>
+        <w:t>که ترک صوتی کلاً عوض شود یا وضعیت پخش از</w:t>
+      </w:r>
+      <w:r>
+        <w:t xml:space="preserve"> Play </w:t>
+      </w:r>
+      <w:r>
+        <w:rPr>
+          <w:rtl/>
+        </w:rPr>
+        <w:t>به</w:t>
+      </w:r>
+      <w:r>
+        <w:t xml:space="preserve"> Pause </w:t>
+      </w:r>
+      <w:r>
+        <w:rPr>
+          <w:rtl/>
+        </w:rPr>
+        <w:t>تغییر کند</w:t>
+      </w:r>
+      <w:r>
+        <w:t>.</w:t>
+      </w:r>
+    </w:p>
+    <w:p>
+      <w:r>
+        <w:t xml:space="preserve">  final currentPath = ref.watch(audioPlayerProvider.select((s) =&gt; s.currentPath));</w:t>
+      </w:r>
+    </w:p>
+    <w:p>
+      <w:r>
+        <w:t xml:space="preserve">  final isPlayingGlobal = ref.watch(audioPlayerProvider.select((s) =&gt; s.isPlaying));</w:t>
+      </w:r>
+    </w:p>
+    <w:p>
+      <w:r>
+        <w:t xml:space="preserve">  final activeBook = ref.watch(activeBookProvider);</w:t>
+      </w:r>
+    </w:p>
+    <w:p/>
+    <w:p>
+      <w:r>
+        <w:t xml:space="preserve">  final targetPath = InlineAudioLink.resolveAudioPath(fileName, activeBook);</w:t>
+      </w:r>
+    </w:p>
+    <w:p>
+      <w:r>
+        <w:t xml:space="preserve">  bool isCurrent = currentPath == targetPath;</w:t>
+      </w:r>
+    </w:p>
+    <w:p>
+      <w:r>
+        <w:t xml:space="preserve">  bool isPlaying = isCurrent &amp;&amp; isPlayingGlobal;</w:t>
+      </w:r>
+    </w:p>
+    <w:p/>
+    <w:p>
+      <w:r>
+        <w:t xml:space="preserve">  int currentPosMs = 0;</w:t>
+      </w:r>
+    </w:p>
+    <w:p>
+      <w:r>
+        <w:t xml:space="preserve">  int currentDurMs = 0;</w:t>
+      </w:r>
+    </w:p>
+    <w:p/>
+    <w:p>
+      <w:r>
+        <w:lastRenderedPageBreak/>
+        <w:t xml:space="preserve">  if (isCurrent) {</w:t>
+      </w:r>
+    </w:p>
+    <w:p>
+      <w:pPr>
+        <w:bidi/>
+      </w:pPr>
+      <w:r>
+        <w:t xml:space="preserve">    // </w:t>
+      </w:r>
+      <w:r>
+        <w:rPr>
+          <w:rFonts w:ascii="Segoe UI Emoji" w:hAnsi="Segoe UI Emoji" w:cs="Segoe UI Emoji"/>
+        </w:rPr>
+        <w:t>🌟</w:t>
+      </w:r>
+      <w:r>
+        <w:t xml:space="preserve"> </w:t>
+      </w:r>
+      <w:r>
+        <w:rPr>
+          <w:rtl/>
+        </w:rPr>
+        <w:t>لیسنر فرکانس بالا</w:t>
+      </w:r>
+      <w:r>
+        <w:t xml:space="preserve"> (High-Frequency Watch):</w:t>
+      </w:r>
+    </w:p>
+    <w:p>
+      <w:pPr>
+        <w:bidi/>
+      </w:pPr>
+      <w:r>
+        <w:t xml:space="preserve">    // </w:t>
+      </w:r>
+      <w:r>
+        <w:rPr>
+          <w:rtl/>
+        </w:rPr>
+        <w:t>مقدار زمان سپری‌شده</w:t>
+      </w:r>
+      <w:r>
+        <w:t xml:space="preserve"> (Position) </w:t>
+      </w:r>
+      <w:r>
+        <w:rPr>
+          <w:rtl/>
+        </w:rPr>
+        <w:t>صدا چندین بار در ثانیه تغییر میکند</w:t>
+      </w:r>
+      <w:r>
+        <w:t>.</w:t>
+      </w:r>
+    </w:p>
+    <w:p>
+      <w:pPr>
+        <w:bidi/>
+      </w:pPr>
+      <w:r>
+        <w:t xml:space="preserve">    // </w:t>
+      </w:r>
+      <w:r>
+        <w:rPr>
+          <w:rtl/>
+        </w:rPr>
+        <w:t>با قرار دادن این لیسنر در این بلوک شرطی، از بین صدها دکمه صوتی موجود در کل صفحات کتاب،</w:t>
+      </w:r>
+    </w:p>
+    <w:p>
+      <w:pPr>
+        <w:bidi/>
+      </w:pPr>
+      <w:r>
+        <w:t xml:space="preserve">    // </w:t>
+      </w:r>
+      <w:r>
+        <w:rPr>
+          <w:rtl/>
+        </w:rPr>
+        <w:t>فقط و فقط همان یک دکمه‌ای که در حال پخش است روی هر تیکِ صدا ری‌بیلد می‌شود، نه دکمه‌های دیگر</w:t>
+      </w:r>
+      <w:r>
+        <w:t>!</w:t>
+      </w:r>
+    </w:p>
+    <w:p>
+      <w:r>
+        <w:t xml:space="preserve">    currentPosMs = ref.watch(audioPlayerProvider.select((s) =&gt; s.position.inMilliseconds));</w:t>
+      </w:r>
+    </w:p>
+    <w:p>
+      <w:r>
+        <w:t xml:space="preserve">    currentDurMs = ref.watch(audioPlayerProvider.select((s) =&gt; s.duration.inMilliseconds));</w:t>
+      </w:r>
+    </w:p>
+    <w:p>
+      <w:r>
+        <w:t xml:space="preserve">  } else {</w:t>
+      </w:r>
+    </w:p>
+    <w:p>
+      <w:pPr>
+        <w:bidi/>
+      </w:pPr>
+      <w:r>
+        <w:t xml:space="preserve">    // </w:t>
+      </w:r>
+      <w:r>
+        <w:rPr>
+          <w:rtl/>
+        </w:rPr>
+        <w:t>برای دکمه‌هایی که در حال پخش نیستند، آخرین موقعیت صوتی به صورت بی‌صدا از دیسک خوانده می‌شود</w:t>
+      </w:r>
+    </w:p>
+    <w:p>
+      <w:r>
+        <w:t xml:space="preserve">    final box = GetStorage();</w:t>
+      </w:r>
+    </w:p>
+    <w:p>
+      <w:r>
+        <w:t xml:space="preserve">    currentPosMs = box.read('pos_$targetPath') ?? 0;</w:t>
+      </w:r>
+    </w:p>
+    <w:p>
+      <w:r>
+        <w:t xml:space="preserve">    currentDurMs = box.read('dur_$targetPath') ?? 0;</w:t>
+      </w:r>
+    </w:p>
+    <w:p>
+      <w:r>
+        <w:t xml:space="preserve">  }</w:t>
+      </w:r>
+    </w:p>
+    <w:p>
+      <w:r>
+        <w:t xml:space="preserve">  </w:t>
+      </w:r>
+    </w:p>
+    <w:p>
+      <w:r>
+        <w:t xml:space="preserve">  // ... </w:t>
+      </w:r>
+      <w:r>
+        <w:rPr>
+          <w:rtl/>
+        </w:rPr>
+        <w:t>رندر دکمه صوتی</w:t>
+      </w:r>
+    </w:p>
+    <w:p>
+      <w:r>
+        <w:t>}</w:t>
+      </w:r>
+    </w:p>
+    <w:p>
+      <w:pPr>
+        <w:bidi/>
+        <w:rPr>
+          <w:rtl/>
+        </w:rPr>
+      </w:pPr>
+      <w:r>
+        <w:t>Dart</w:t>
+      </w:r>
+    </w:p>
+    <w:p>
+      <w:pPr>
+        <w:bidi/>
+      </w:pPr>
+      <w:r>
+        <w:t xml:space="preserve">// ── </w:t>
+      </w:r>
+      <w:r>
+        <w:rPr>
+          <w:rtl/>
+        </w:rPr>
+        <w:t>کنترل حافظه موقت تصاویر با محدودسازی رزولوشن رمزگشایی</w:t>
+      </w:r>
+      <w:r>
+        <w:t xml:space="preserve"> ───────────────────────</w:t>
+      </w:r>
+    </w:p>
+    <w:p>
+      <w:pPr>
+        <w:bidi/>
+      </w:pPr>
+    </w:p>
+    <w:p>
+      <w:r>
+        <w:t>Widget _buildLocalImage(String imageName, { ... }) {</w:t>
+      </w:r>
+    </w:p>
+    <w:p>
+      <w:pPr>
+        <w:bidi/>
+      </w:pPr>
+      <w:r>
+        <w:t xml:space="preserve">  // ... </w:t>
+      </w:r>
+      <w:r>
+        <w:rPr>
+          <w:rtl/>
+        </w:rPr>
+        <w:t>منطق پیدا کردن آدرس فایل</w:t>
+      </w:r>
+    </w:p>
+    <w:p>
+      <w:pPr>
+        <w:bidi/>
+      </w:pPr>
+      <w:r>
+        <w:t xml:space="preserve">  </w:t>
+      </w:r>
+    </w:p>
+    <w:p>
+      <w:pPr>
+        <w:bidi/>
+      </w:pPr>
+      <w:r>
+        <w:t xml:space="preserve">  // </w:t>
+      </w:r>
+      <w:r>
+        <w:rPr>
+          <w:rFonts w:ascii="Segoe UI Emoji" w:hAnsi="Segoe UI Emoji" w:cs="Segoe UI Emoji"/>
+        </w:rPr>
+        <w:t>🌟</w:t>
+      </w:r>
+      <w:r>
+        <w:t xml:space="preserve"> </w:t>
+      </w:r>
+      <w:r>
+        <w:rPr>
+          <w:rtl/>
+        </w:rPr>
+        <w:t>بهینه‌سازی دیکود تصاویر</w:t>
+      </w:r>
+      <w:r>
+        <w:t xml:space="preserve"> (cacheWidth):</w:t>
+      </w:r>
+    </w:p>
+    <w:p>
+      <w:pPr>
+        <w:bidi/>
+      </w:pPr>
+      <w:r>
+        <w:t xml:space="preserve">  // </w:t>
+      </w:r>
+      <w:r>
+        <w:rPr>
+          <w:rtl/>
+        </w:rPr>
+        <w:t>بدون این پارامتر، فلاتر تصاویر بسیار بزرگ کتاب را با رزولوشن اصلی</w:t>
+      </w:r>
+      <w:r>
+        <w:t xml:space="preserve"> (</w:t>
+      </w:r>
+      <w:r>
+        <w:rPr>
+          <w:rtl/>
+        </w:rPr>
+        <w:t>مثلاً 4</w:t>
+      </w:r>
+      <w:r>
+        <w:t xml:space="preserve">K) </w:t>
+      </w:r>
+      <w:r>
+        <w:rPr>
+          <w:rtl/>
+        </w:rPr>
+        <w:t>در حافظه</w:t>
+      </w:r>
+      <w:r>
+        <w:t xml:space="preserve"> RAM </w:t>
+      </w:r>
+      <w:r>
+        <w:rPr>
+          <w:rtl/>
+        </w:rPr>
+        <w:t>رمزگشایی می‌کرد،</w:t>
+      </w:r>
+    </w:p>
+    <w:p>
+      <w:pPr>
+        <w:bidi/>
+      </w:pPr>
+      <w:r>
+        <w:t xml:space="preserve">  // </w:t>
+      </w:r>
+      <w:r>
+        <w:rPr>
+          <w:rtl/>
+        </w:rPr>
+        <w:t xml:space="preserve">حتی اگر روی صفحه در ابعاد کوچک (مثلاً </w:t>
+      </w:r>
+      <w:r>
+        <w:rPr>
+          <w:rtl/>
+          <w:lang w:bidi="fa-IR"/>
+        </w:rPr>
+        <w:t>۲۰۰</w:t>
+      </w:r>
+      <w:r>
+        <w:rPr>
+          <w:rtl/>
+        </w:rPr>
+        <w:t xml:space="preserve"> پیکسل) رندر می‌شدند</w:t>
+      </w:r>
+      <w:r>
+        <w:t xml:space="preserve"> (</w:t>
+      </w:r>
+      <w:r>
+        <w:rPr>
+          <w:rtl/>
+        </w:rPr>
+        <w:t>فشار شدید به</w:t>
+      </w:r>
+      <w:r>
+        <w:t xml:space="preserve"> RAM </w:t>
+      </w:r>
+      <w:r>
+        <w:rPr>
+          <w:rtl/>
+        </w:rPr>
+        <w:t>و پردازنده گرافیکی</w:t>
+      </w:r>
+      <w:r>
+        <w:t>).</w:t>
+      </w:r>
+    </w:p>
+    <w:p>
+      <w:pPr>
+        <w:bidi/>
+      </w:pPr>
+      <w:r>
+        <w:t xml:space="preserve">  // </w:t>
+      </w:r>
+      <w:r>
+        <w:rPr>
+          <w:rtl/>
+        </w:rPr>
+        <w:t>با ضرب عرض منطقی در تراکم پیکسلی دستگاه</w:t>
+      </w:r>
+      <w:r>
+        <w:t xml:space="preserve"> (devicePixelRatio)</w:t>
+      </w:r>
+      <w:r>
+        <w:rPr>
+          <w:rtl/>
+        </w:rPr>
+        <w:t>، تصویر دقیقاً در سایز مورد نیاز رندر ریمیکس و دیکود می‌شود</w:t>
+      </w:r>
+      <w:r>
+        <w:t>.</w:t>
+      </w:r>
+    </w:p>
+    <w:p>
+      <w:r>
+        <w:t xml:space="preserve">  final double dpr = MediaQuery.of(context).devicePixelRatio;</w:t>
+      </w:r>
+    </w:p>
+    <w:p>
+      <w:r>
+        <w:t xml:space="preserve">  final int cacheWidth = ((logicalWidth ?? screenWidth) * dpr).round().clamp(1, 4000);</w:t>
+      </w:r>
+    </w:p>
+    <w:p/>
+    <w:p>
+      <w:r>
+        <w:t xml:space="preserve">  return Image.file(</w:t>
+      </w:r>
+    </w:p>
+    <w:p>
+      <w:r>
+        <w:t xml:space="preserve">    localFile,</w:t>
+      </w:r>
+    </w:p>
+    <w:p>
+      <w:r>
+        <w:t xml:space="preserve">    fit: BoxFit.contain,</w:t>
+      </w:r>
+    </w:p>
+    <w:p>
+      <w:r>
+        <w:t xml:space="preserve">    width: logicalWidth,</w:t>
+      </w:r>
+    </w:p>
+    <w:p>
+      <w:pPr>
+        <w:bidi/>
+      </w:pPr>
+      <w:r>
+        <w:t xml:space="preserve">    cacheWidth: cacheWidth, // </w:t>
+      </w:r>
+      <w:r>
+        <w:rPr>
+          <w:rFonts w:ascii="Segoe UI Emoji" w:hAnsi="Segoe UI Emoji" w:cs="Segoe UI Emoji"/>
+        </w:rPr>
+        <w:t>🌟</w:t>
+      </w:r>
+      <w:r>
+        <w:t xml:space="preserve"> </w:t>
+      </w:r>
+      <w:r>
+        <w:rPr>
+          <w:rtl/>
+        </w:rPr>
+        <w:t>محدود کردن پهنای حافظه کش تصویر</w:t>
+      </w:r>
+    </w:p>
+    <w:p>
+      <w:r>
+        <w:t xml:space="preserve">    errorBuilder: (context, error, stackTrace) =&gt; _errorImage(imageName),</w:t>
+      </w:r>
+    </w:p>
+    <w:p>
+      <w:r>
+        <w:t xml:space="preserve">  );</w:t>
+      </w:r>
+    </w:p>
+    <w:p>
+      <w:r>
+        <w:t>}</w:t>
+      </w:r>
+    </w:p>
+    <w:p>
+      <w:pPr>
+        <w:bidi/>
+        <w:rPr>
+          <w:b/>
+          <w:bCs/>
+          <w:rtl/>
+        </w:rPr>
+      </w:pPr>
+      <w:r>
+        <w:rPr>
+          <w:b/>
+          <w:bCs/>
+          <w:rtl/>
+        </w:rPr>
+        <w:t xml:space="preserve">ارتباط این منطق با کدهای بخش </w:t>
+      </w:r>
+      <w:r>
+        <w:rPr>
+          <w:b/>
+          <w:bCs/>
+        </w:rPr>
+        <w:t>C#</w:t>
+      </w:r>
+      <w:r>
+        <w:rPr>
+          <w:b/>
+          <w:bCs/>
+          <w:cs/>
+        </w:rPr>
+        <w:t>‎</w:t>
+      </w:r>
+      <w:r>
+        <w:rPr>
+          <w:b/>
+          <w:bCs/>
+        </w:rPr>
+        <w:t xml:space="preserve"> (Source 7)</w:t>
+      </w:r>
+    </w:p>
+    <w:p>
+      <w:pPr>
+        <w:bidi/>
+        <w:rPr>
+          <w:rtl/>
+        </w:rPr>
+      </w:pPr>
+      <w:r>
+        <w:rPr>
+          <w:rtl/>
+        </w:rPr>
+        <w:t xml:space="preserve">جالب است بدانید کدهای سی‌شارپ آپلود شده وظیفه </w:t>
+      </w:r>
+      <w:r>
+        <w:rPr>
+          <w:b/>
+          <w:bCs/>
+          <w:rtl/>
+        </w:rPr>
+        <w:t>پیش‌پپردازش و آماده‌سازی ساختار این داده‌ها</w:t>
+      </w:r>
+      <w:r>
+        <w:rPr>
+          <w:rtl/>
+        </w:rPr>
+        <w:t xml:space="preserve"> را بر عهده دارند. برای مثال:</w:t>
+      </w:r>
+    </w:p>
+    <w:p>
+      <w:pPr>
+        <w:numPr>
+          <w:ilvl w:val="0"/>
+          <w:numId w:val="8"/>
+        </w:numPr>
+        <w:bidi/>
+        <w:rPr>
+          <w:rtl/>
+        </w:rPr>
+      </w:pPr>
+      <w:r>
+        <w:rPr>
+          <w:rtl/>
+        </w:rPr>
+        <w:t xml:space="preserve">متد </w:t>
+      </w:r>
+      <w:r>
+        <w:t>MergeBlankWord2Paragraphs</w:t>
+      </w:r>
+      <w:r>
+        <w:rPr>
+          <w:rtl/>
+        </w:rPr>
+        <w:t xml:space="preserve"> در سی‌شارپ، تگ‌های ابتدا و انتهای متن جای‌خالی را به صورت استاندارد </w:t>
+      </w:r>
+      <w:r>
+        <w:t>{blk}...{/blk}</w:t>
+      </w:r>
+      <w:r>
+        <w:rPr>
+          <w:rtl/>
+        </w:rPr>
+        <w:t xml:space="preserve"> در می‌آورد.</w:t>
+      </w:r>
+    </w:p>
+    <w:p>
+      <w:pPr>
+        <w:numPr>
+          <w:ilvl w:val="0"/>
+          <w:numId w:val="8"/>
+        </w:numPr>
+        <w:bidi/>
+        <w:rPr>
+          <w:rtl/>
+        </w:rPr>
+      </w:pPr>
+      <w:r>
+        <w:rPr>
+          <w:rtl/>
+        </w:rPr>
+        <w:t>متد _</w:t>
+      </w:r>
+      <w:r>
+        <w:t>buildOccurrenceMap</w:t>
+      </w:r>
+      <w:r>
+        <w:rPr>
+          <w:rtl/>
+        </w:rPr>
+        <w:t xml:space="preserve"> در فلاتر، دقیقاً روی همین ساختارِ تمیز شده، نقشه موقعیت کلمات را می‌سازد تا سیستم جستجو بدون تداخل با کدهای ساختاری بتواند مکان دقیق کلمه را تشخیص دهد.</w:t>
+      </w:r>
+    </w:p>
+    <w:p>
+      <w:pPr>
+        <w:numPr>
+          <w:ilvl w:val="0"/>
+          <w:numId w:val="8"/>
+        </w:numPr>
+        <w:bidi/>
+        <w:rPr>
+          <w:rtl/>
+        </w:rPr>
+      </w:pPr>
+      <w:r>
+        <w:rPr>
+          <w:rtl/>
+        </w:rPr>
+        <w:t xml:space="preserve">متد </w:t>
+      </w:r>
+      <w:r>
+        <w:t>ExtractSmartCellBorders</w:t>
+      </w:r>
+      <w:r>
+        <w:rPr>
+          <w:rtl/>
+        </w:rPr>
+        <w:t xml:space="preserve"> در سی‌شارپ، سیستم پیچیده ارث‌بری مرزهای جدول (</w:t>
+      </w:r>
+      <w:r>
+        <w:t>Borders</w:t>
+      </w:r>
+      <w:r>
+        <w:rPr>
+          <w:rtl/>
+        </w:rPr>
+        <w:t>) را حل کرده و خروجی تمیز به فلاتر می‌دهد تا در _</w:t>
+      </w:r>
+      <w:r>
+        <w:t>buildTable</w:t>
+      </w:r>
+      <w:r>
+        <w:rPr>
+          <w:rtl/>
+        </w:rPr>
+        <w:t xml:space="preserve"> نیازی به محاسبات سنگین نباشد.</w:t>
       </w:r>
     </w:p>
     <w:p>
@@ -1632,6 +4465,155 @@
     </w:lvl>
   </w:abstractNum>
   <w:abstractNum w:abstractNumId="3" w15:restartNumberingAfterBreak="0">
+    <w:nsid w:val="56F2554C"/>
+    <w:multiLevelType w:val="multilevel"/>
+    <w:tmpl w:val="26EA24C2"/>
+    <w:lvl w:ilvl="0">
+      <w:start w:val="1"/>
+      <w:numFmt w:val="bullet"/>
+      <w:lvlText w:val=""/>
+      <w:lvlJc w:val="left"/>
+      <w:pPr>
+        <w:tabs>
+          <w:tab w:val="num" w:pos="720"/>
+        </w:tabs>
+        <w:ind w:left="720" w:hanging="360"/>
+      </w:pPr>
+      <w:rPr>
+        <w:rFonts w:ascii="Symbol" w:hAnsi="Symbol" w:hint="default"/>
+        <w:sz w:val="20"/>
+      </w:rPr>
+    </w:lvl>
+    <w:lvl w:ilvl="1" w:tentative="1">
+      <w:start w:val="1"/>
+      <w:numFmt w:val="bullet"/>
+      <w:lvlText w:val="o"/>
+      <w:lvlJc w:val="left"/>
+      <w:pPr>
+        <w:tabs>
+          <w:tab w:val="num" w:pos="1440"/>
+        </w:tabs>
+        <w:ind w:left="1440" w:hanging="360"/>
+      </w:pPr>
+      <w:rPr>
+        <w:rFonts w:ascii="Courier New" w:hAnsi="Courier New" w:hint="default"/>
+        <w:sz w:val="20"/>
+      </w:rPr>
+    </w:lvl>
+    <w:lvl w:ilvl="2" w:tentative="1">
+      <w:start w:val="1"/>
+      <w:numFmt w:val="bullet"/>
+      <w:lvlText w:val=""/>
+      <w:lvlJc w:val="left"/>
+      <w:pPr>
+        <w:tabs>
+          <w:tab w:val="num" w:pos="2160"/>
+        </w:tabs>
+        <w:ind w:left="2160" w:hanging="360"/>
+      </w:pPr>
+      <w:rPr>
+        <w:rFonts w:ascii="Wingdings" w:hAnsi="Wingdings" w:hint="default"/>
+        <w:sz w:val="20"/>
+      </w:rPr>
+    </w:lvl>
+    <w:lvl w:ilvl="3" w:tentative="1">
+      <w:start w:val="1"/>
+      <w:numFmt w:val="bullet"/>
+      <w:lvlText w:val=""/>
+      <w:lvlJc w:val="left"/>
+      <w:pPr>
+        <w:tabs>
+          <w:tab w:val="num" w:pos="2880"/>
+        </w:tabs>
+        <w:ind w:left="2880" w:hanging="360"/>
+      </w:pPr>
+      <w:rPr>
+        <w:rFonts w:ascii="Wingdings" w:hAnsi="Wingdings" w:hint="default"/>
+        <w:sz w:val="20"/>
+      </w:rPr>
+    </w:lvl>
+    <w:lvl w:ilvl="4" w:tentative="1">
+      <w:start w:val="1"/>
+      <w:numFmt w:val="bullet"/>
+      <w:lvlText w:val=""/>
+      <w:lvlJc w:val="left"/>
+      <w:pPr>
+        <w:tabs>
+          <w:tab w:val="num" w:pos="3600"/>
+        </w:tabs>
+        <w:ind w:left="3600" w:hanging="360"/>
+      </w:pPr>
+      <w:rPr>
+        <w:rFonts w:ascii="Wingdings" w:hAnsi="Wingdings" w:hint="default"/>
+        <w:sz w:val="20"/>
+      </w:rPr>
+    </w:lvl>
+    <w:lvl w:ilvl="5" w:tentative="1">
+      <w:start w:val="1"/>
+      <w:numFmt w:val="bullet"/>
+      <w:lvlText w:val=""/>
+      <w:lvlJc w:val="left"/>
+      <w:pPr>
+        <w:tabs>
+          <w:tab w:val="num" w:pos="4320"/>
+        </w:tabs>
+        <w:ind w:left="4320" w:hanging="360"/>
+      </w:pPr>
+      <w:rPr>
+        <w:rFonts w:ascii="Wingdings" w:hAnsi="Wingdings" w:hint="default"/>
+        <w:sz w:val="20"/>
+      </w:rPr>
+    </w:lvl>
+    <w:lvl w:ilvl="6" w:tentative="1">
+      <w:start w:val="1"/>
+      <w:numFmt w:val="bullet"/>
+      <w:lvlText w:val=""/>
+      <w:lvlJc w:val="left"/>
+      <w:pPr>
+        <w:tabs>
+          <w:tab w:val="num" w:pos="5040"/>
+        </w:tabs>
+        <w:ind w:left="5040" w:hanging="360"/>
+      </w:pPr>
+      <w:rPr>
+        <w:rFonts w:ascii="Wingdings" w:hAnsi="Wingdings" w:hint="default"/>
+        <w:sz w:val="20"/>
+      </w:rPr>
+    </w:lvl>
+    <w:lvl w:ilvl="7" w:tentative="1">
+      <w:start w:val="1"/>
+      <w:numFmt w:val="bullet"/>
+      <w:lvlText w:val=""/>
+      <w:lvlJc w:val="left"/>
+      <w:pPr>
+        <w:tabs>
+          <w:tab w:val="num" w:pos="5760"/>
+        </w:tabs>
+        <w:ind w:left="5760" w:hanging="360"/>
+      </w:pPr>
+      <w:rPr>
+        <w:rFonts w:ascii="Wingdings" w:hAnsi="Wingdings" w:hint="default"/>
+        <w:sz w:val="20"/>
+      </w:rPr>
+    </w:lvl>
+    <w:lvl w:ilvl="8" w:tentative="1">
+      <w:start w:val="1"/>
+      <w:numFmt w:val="bullet"/>
+      <w:lvlText w:val=""/>
+      <w:lvlJc w:val="left"/>
+      <w:pPr>
+        <w:tabs>
+          <w:tab w:val="num" w:pos="6480"/>
+        </w:tabs>
+        <w:ind w:left="6480" w:hanging="360"/>
+      </w:pPr>
+      <w:rPr>
+        <w:rFonts w:ascii="Wingdings" w:hAnsi="Wingdings" w:hint="default"/>
+        <w:sz w:val="20"/>
+      </w:rPr>
+    </w:lvl>
+  </w:abstractNum>
+  <w:abstractNum w:abstractNumId="4" w15:restartNumberingAfterBreak="0">
     <w:nsid w:val="5FEA5D4B"/>
     <w:multiLevelType w:val="multilevel"/>
     <w:tmpl w:val="9DFC534E"/>
@@ -1780,7 +4762,7 @@
       </w:rPr>
     </w:lvl>
   </w:abstractNum>
-  <w:abstractNum w:abstractNumId="4" w15:restartNumberingAfterBreak="0">
+  <w:abstractNum w:abstractNumId="5" w15:restartNumberingAfterBreak="0">
     <w:nsid w:val="61F36687"/>
     <w:multiLevelType w:val="multilevel"/>
     <w:tmpl w:val="3CEC77DE"/>
@@ -1929,7 +4911,7 @@
       </w:rPr>
     </w:lvl>
   </w:abstractNum>
-  <w:abstractNum w:abstractNumId="5" w15:restartNumberingAfterBreak="0">
+  <w:abstractNum w:abstractNumId="6" w15:restartNumberingAfterBreak="0">
     <w:nsid w:val="729D49F3"/>
     <w:multiLevelType w:val="multilevel"/>
     <w:tmpl w:val="81A875B8"/>
@@ -2078,7 +5060,7 @@
       </w:rPr>
     </w:lvl>
   </w:abstractNum>
-  <w:abstractNum w:abstractNumId="6" w15:restartNumberingAfterBreak="0">
+  <w:abstractNum w:abstractNumId="7" w15:restartNumberingAfterBreak="0">
     <w:nsid w:val="7BB06858"/>
     <w:multiLevelType w:val="multilevel"/>
     <w:tmpl w:val="8FFE761C"/>
@@ -2228,7 +5210,7 @@
     </w:lvl>
   </w:abstractNum>
   <w:num w:numId="1" w16cid:durableId="1103040497">
-    <w:abstractNumId w:val="6"/>
+    <w:abstractNumId w:val="7"/>
   </w:num>
   <w:num w:numId="2" w16cid:durableId="1631545582">
     <w:abstractNumId w:val="0"/>
@@ -2237,16 +5219,19 @@
     <w:abstractNumId w:val="2"/>
   </w:num>
   <w:num w:numId="4" w16cid:durableId="502204604">
-    <w:abstractNumId w:val="3"/>
+    <w:abstractNumId w:val="4"/>
   </w:num>
   <w:num w:numId="5" w16cid:durableId="1846479007">
-    <w:abstractNumId w:val="4"/>
+    <w:abstractNumId w:val="5"/>
   </w:num>
   <w:num w:numId="6" w16cid:durableId="1470171798">
-    <w:abstractNumId w:val="5"/>
+    <w:abstractNumId w:val="6"/>
   </w:num>
   <w:num w:numId="7" w16cid:durableId="144516281">
     <w:abstractNumId w:val="1"/>
+  </w:num>
+  <w:num w:numId="8" w16cid:durableId="1219248984">
+    <w:abstractNumId w:val="3"/>
   </w:num>
 </w:numbering>
 </file>
